--- a/ТЗ.docx
+++ b/ТЗ.docx
@@ -627,7 +627,7 @@
           <w:r>
             <w:fldChar w:fldCharType="separate"/>
           </w:r>
-          <w:hyperlink w:anchor="_Toc223447457" w:history="1">
+          <w:hyperlink w:anchor="_Toc230697224" w:history="1">
             <w:r>
               <w:rPr>
                 <w:rStyle w:val="a6"/>
@@ -650,7 +650,7 @@
               <w:rPr>
                 <w:webHidden/>
               </w:rPr>
-              <w:instrText xml:space="preserve"> PAGEREF _Toc223447457 \h </w:instrText>
+              <w:instrText xml:space="preserve"> PAGEREF _Toc230697224 \h </w:instrText>
             </w:r>
             <w:r>
               <w:rPr>
@@ -686,7 +686,7 @@
               <w14:ligatures w14:val="standardContextual"/>
             </w:rPr>
           </w:pPr>
-          <w:hyperlink w:anchor="_Toc223447458" w:history="1">
+          <w:hyperlink w:anchor="_Toc230697225" w:history="1">
             <w:r>
               <w:rPr>
                 <w:rStyle w:val="a6"/>
@@ -723,7 +723,7 @@
               <w:rPr>
                 <w:webHidden/>
               </w:rPr>
-              <w:instrText xml:space="preserve"> PAGEREF _Toc223447458 \h </w:instrText>
+              <w:instrText xml:space="preserve"> PAGEREF _Toc230697225 \h </w:instrText>
             </w:r>
             <w:r>
               <w:rPr>
@@ -759,7 +759,7 @@
               <w14:ligatures w14:val="standardContextual"/>
             </w:rPr>
           </w:pPr>
-          <w:hyperlink w:anchor="_Toc223447459" w:history="1">
+          <w:hyperlink w:anchor="_Toc230697226" w:history="1">
             <w:r>
               <w:rPr>
                 <w:rStyle w:val="a6"/>
@@ -797,7 +797,7 @@
               <w:rPr>
                 <w:webHidden/>
               </w:rPr>
-              <w:instrText xml:space="preserve"> PAGEREF _Toc223447459 \h </w:instrText>
+              <w:instrText xml:space="preserve"> PAGEREF _Toc230697226 \h </w:instrText>
             </w:r>
             <w:r>
               <w:rPr>
@@ -814,7 +814,7 @@
               <w:rPr>
                 <w:webHidden/>
               </w:rPr>
-              <w:t>6</w:t>
+              <w:t>5</w:t>
             </w:r>
             <w:r>
               <w:rPr>
@@ -833,7 +833,7 @@
               <w14:ligatures w14:val="standardContextual"/>
             </w:rPr>
           </w:pPr>
-          <w:hyperlink w:anchor="_Toc223447460" w:history="1">
+          <w:hyperlink w:anchor="_Toc230697227" w:history="1">
             <w:r>
               <w:rPr>
                 <w:rStyle w:val="a6"/>
@@ -871,7 +871,7 @@
               <w:rPr>
                 <w:webHidden/>
               </w:rPr>
-              <w:instrText xml:space="preserve"> PAGEREF _Toc223447460 \h </w:instrText>
+              <w:instrText xml:space="preserve"> PAGEREF _Toc230697227 \h </w:instrText>
             </w:r>
             <w:r>
               <w:rPr>
@@ -888,7 +888,7 @@
               <w:rPr>
                 <w:webHidden/>
               </w:rPr>
-              <w:t>7</w:t>
+              <w:t>6</w:t>
             </w:r>
             <w:r>
               <w:rPr>
@@ -907,11 +907,10 @@
               <w14:ligatures w14:val="standardContextual"/>
             </w:rPr>
           </w:pPr>
-          <w:hyperlink w:anchor="_Toc223447461" w:history="1">
+          <w:hyperlink w:anchor="_Toc230697228" w:history="1">
             <w:r>
               <w:rPr>
                 <w:rStyle w:val="a6"/>
-                <w:lang w:val="en-US"/>
                 <w14:scene3d>
                   <w14:camera w14:prst="orthographicFront"/>
                   <w14:lightRig w14:rig="threePt" w14:dir="t">
@@ -951,7 +950,7 @@
               <w:rPr>
                 <w:webHidden/>
               </w:rPr>
-              <w:instrText xml:space="preserve"> PAGEREF _Toc223447461 \h </w:instrText>
+              <w:instrText xml:space="preserve"> PAGEREF _Toc230697228 \h </w:instrText>
             </w:r>
             <w:r>
               <w:rPr>
@@ -968,7 +967,7 @@
               <w:rPr>
                 <w:webHidden/>
               </w:rPr>
-              <w:t>7</w:t>
+              <w:t>6</w:t>
             </w:r>
             <w:r>
               <w:rPr>
@@ -987,11 +986,10 @@
               <w14:ligatures w14:val="standardContextual"/>
             </w:rPr>
           </w:pPr>
-          <w:hyperlink w:anchor="_Toc223447462" w:history="1">
+          <w:hyperlink w:anchor="_Toc230697229" w:history="1">
             <w:r>
               <w:rPr>
                 <w:rStyle w:val="a6"/>
-                <w:lang w:val="en-US"/>
                 <w14:scene3d>
                   <w14:camera w14:prst="orthographicFront"/>
                   <w14:lightRig w14:rig="threePt" w14:dir="t">
@@ -1031,7 +1029,7 @@
               <w:rPr>
                 <w:webHidden/>
               </w:rPr>
-              <w:instrText xml:space="preserve"> PAGEREF _Toc223447462 \h </w:instrText>
+              <w:instrText xml:space="preserve"> PAGEREF _Toc230697229 \h </w:instrText>
             </w:r>
             <w:r>
               <w:rPr>
@@ -1048,7 +1046,7 @@
               <w:rPr>
                 <w:webHidden/>
               </w:rPr>
-              <w:t>7</w:t>
+              <w:t>6</w:t>
             </w:r>
             <w:r>
               <w:rPr>
@@ -1067,11 +1065,10 @@
               <w14:ligatures w14:val="standardContextual"/>
             </w:rPr>
           </w:pPr>
-          <w:hyperlink w:anchor="_Toc223447463" w:history="1">
+          <w:hyperlink w:anchor="_Toc230697230" w:history="1">
             <w:r>
               <w:rPr>
                 <w:rStyle w:val="a6"/>
-                <w:lang w:val="en-US"/>
                 <w14:scene3d>
                   <w14:camera w14:prst="orthographicFront"/>
                   <w14:lightRig w14:rig="threePt" w14:dir="t">
@@ -1111,7 +1108,7 @@
               <w:rPr>
                 <w:webHidden/>
               </w:rPr>
-              <w:instrText xml:space="preserve"> PAGEREF _Toc223447463 \h </w:instrText>
+              <w:instrText xml:space="preserve"> PAGEREF _Toc230697230 \h </w:instrText>
             </w:r>
             <w:r>
               <w:rPr>
@@ -1128,7 +1125,7 @@
               <w:rPr>
                 <w:webHidden/>
               </w:rPr>
-              <w:t>8</w:t>
+              <w:t>7</w:t>
             </w:r>
             <w:r>
               <w:rPr>
@@ -1147,11 +1144,10 @@
               <w14:ligatures w14:val="standardContextual"/>
             </w:rPr>
           </w:pPr>
-          <w:hyperlink w:anchor="_Toc223447464" w:history="1">
+          <w:hyperlink w:anchor="_Toc230697231" w:history="1">
             <w:r>
               <w:rPr>
                 <w:rStyle w:val="a6"/>
-                <w:lang w:val="en-US"/>
                 <w14:scene3d>
                   <w14:camera w14:prst="orthographicFront"/>
                   <w14:lightRig w14:rig="threePt" w14:dir="t">
@@ -1191,7 +1187,7 @@
               <w:rPr>
                 <w:webHidden/>
               </w:rPr>
-              <w:instrText xml:space="preserve"> PAGEREF _Toc223447464 \h </w:instrText>
+              <w:instrText xml:space="preserve"> PAGEREF _Toc230697231 \h </w:instrText>
             </w:r>
             <w:r>
               <w:rPr>
@@ -1208,7 +1204,7 @@
               <w:rPr>
                 <w:webHidden/>
               </w:rPr>
-              <w:t>8</w:t>
+              <w:t>7</w:t>
             </w:r>
             <w:r>
               <w:rPr>
@@ -1227,11 +1223,10 @@
               <w14:ligatures w14:val="standardContextual"/>
             </w:rPr>
           </w:pPr>
-          <w:hyperlink w:anchor="_Toc223447465" w:history="1">
+          <w:hyperlink w:anchor="_Toc230697232" w:history="1">
             <w:r>
               <w:rPr>
                 <w:rStyle w:val="a6"/>
-                <w:lang w:val="en-US"/>
                 <w14:scene3d>
                   <w14:camera w14:prst="orthographicFront"/>
                   <w14:lightRig w14:rig="threePt" w14:dir="t">
@@ -1271,7 +1266,7 @@
               <w:rPr>
                 <w:webHidden/>
               </w:rPr>
-              <w:instrText xml:space="preserve"> PAGEREF _Toc223447465 \h </w:instrText>
+              <w:instrText xml:space="preserve"> PAGEREF _Toc230697232 \h </w:instrText>
             </w:r>
             <w:r>
               <w:rPr>
@@ -1288,7 +1283,7 @@
               <w:rPr>
                 <w:webHidden/>
               </w:rPr>
-              <w:t>8</w:t>
+              <w:t>7</w:t>
             </w:r>
             <w:r>
               <w:rPr>
@@ -1307,7 +1302,7 @@
               <w14:ligatures w14:val="standardContextual"/>
             </w:rPr>
           </w:pPr>
-          <w:hyperlink w:anchor="_Toc223447466" w:history="1">
+          <w:hyperlink w:anchor="_Toc230697233" w:history="1">
             <w:r>
               <w:rPr>
                 <w:rStyle w:val="a6"/>
@@ -1331,13 +1326,6 @@
             </w:r>
             <w:r>
               <w:rPr>
-                <w:rStyle w:val="a6"/>
-                <w:lang w:val="en-US"/>
-              </w:rPr>
-              <w:t>.</w:t>
-            </w:r>
-            <w:r>
-              <w:rPr>
                 <w:webHidden/>
               </w:rPr>
               <w:tab/>
@@ -1352,7 +1340,7 @@
               <w:rPr>
                 <w:webHidden/>
               </w:rPr>
-              <w:instrText xml:space="preserve"> PAGEREF _Toc223447466 \h </w:instrText>
+              <w:instrText xml:space="preserve"> PAGEREF _Toc230697233 \h </w:instrText>
             </w:r>
             <w:r>
               <w:rPr>
@@ -1369,7 +1357,7 @@
               <w:rPr>
                 <w:webHidden/>
               </w:rPr>
-              <w:t>8</w:t>
+              <w:t>7</w:t>
             </w:r>
             <w:r>
               <w:rPr>
@@ -1388,7 +1376,7 @@
               <w14:ligatures w14:val="standardContextual"/>
             </w:rPr>
           </w:pPr>
-          <w:hyperlink w:anchor="_Toc223447467" w:history="1">
+          <w:hyperlink w:anchor="_Toc230697234" w:history="1">
             <w:r>
               <w:rPr>
                 <w:rStyle w:val="a6"/>
@@ -1426,7 +1414,7 @@
               <w:rPr>
                 <w:webHidden/>
               </w:rPr>
-              <w:instrText xml:space="preserve"> PAGEREF _Toc223447467 \h </w:instrText>
+              <w:instrText xml:space="preserve"> PAGEREF _Toc230697234 \h </w:instrText>
             </w:r>
             <w:r>
               <w:rPr>
@@ -1443,7 +1431,7 @@
               <w:rPr>
                 <w:webHidden/>
               </w:rPr>
-              <w:t>9</w:t>
+              <w:t>8</w:t>
             </w:r>
             <w:r>
               <w:rPr>
@@ -1462,7 +1450,7 @@
               <w14:ligatures w14:val="standardContextual"/>
             </w:rPr>
           </w:pPr>
-          <w:hyperlink w:anchor="_Toc223447468" w:history="1">
+          <w:hyperlink w:anchor="_Toc230697235" w:history="1">
             <w:r>
               <w:rPr>
                 <w:rStyle w:val="a6"/>
@@ -1500,7 +1488,7 @@
               <w:rPr>
                 <w:webHidden/>
               </w:rPr>
-              <w:instrText xml:space="preserve"> PAGEREF _Toc223447468 \h </w:instrText>
+              <w:instrText xml:space="preserve"> PAGEREF _Toc230697235 \h </w:instrText>
             </w:r>
             <w:r>
               <w:rPr>
@@ -1517,7 +1505,7 @@
               <w:rPr>
                 <w:webHidden/>
               </w:rPr>
-              <w:t>10</w:t>
+              <w:t>9</w:t>
             </w:r>
             <w:r>
               <w:rPr>
@@ -1536,7 +1524,7 @@
               <w14:ligatures w14:val="standardContextual"/>
             </w:rPr>
           </w:pPr>
-          <w:hyperlink w:anchor="_Toc223447469" w:history="1">
+          <w:hyperlink w:anchor="_Toc230697236" w:history="1">
             <w:r>
               <w:rPr>
                 <w:rStyle w:val="a6"/>
@@ -1579,7 +1567,7 @@
               <w:rPr>
                 <w:webHidden/>
               </w:rPr>
-              <w:instrText xml:space="preserve"> PAGEREF _Toc223447469 \h </w:instrText>
+              <w:instrText xml:space="preserve"> PAGEREF _Toc230697236 \h </w:instrText>
             </w:r>
             <w:r>
               <w:rPr>
@@ -1615,11 +1603,10 @@
               <w14:ligatures w14:val="standardContextual"/>
             </w:rPr>
           </w:pPr>
-          <w:hyperlink w:anchor="_Toc223447470" w:history="1">
+          <w:hyperlink w:anchor="_Toc230697237" w:history="1">
             <w:r>
               <w:rPr>
                 <w:rStyle w:val="a6"/>
-                <w:lang w:val="en-US"/>
                 <w14:scene3d>
                   <w14:camera w14:prst="orthographicFront"/>
                   <w14:lightRig w14:rig="threePt" w14:dir="t">
@@ -1659,7 +1646,7 @@
               <w:rPr>
                 <w:webHidden/>
               </w:rPr>
-              <w:instrText xml:space="preserve"> PAGEREF _Toc223447470 \h </w:instrText>
+              <w:instrText xml:space="preserve"> PAGEREF _Toc230697237 \h </w:instrText>
             </w:r>
             <w:r>
               <w:rPr>
@@ -1695,7 +1682,7 @@
               <w14:ligatures w14:val="standardContextual"/>
             </w:rPr>
           </w:pPr>
-          <w:hyperlink w:anchor="_Toc223447471" w:history="1">
+          <w:hyperlink w:anchor="_Toc230697238" w:history="1">
             <w:r>
               <w:rPr>
                 <w:rStyle w:val="a6"/>
@@ -1733,7 +1720,7 @@
               <w:rPr>
                 <w:webHidden/>
               </w:rPr>
-              <w:instrText xml:space="preserve"> PAGEREF _Toc223447471 \h </w:instrText>
+              <w:instrText xml:space="preserve"> PAGEREF _Toc230697238 \h </w:instrText>
             </w:r>
             <w:r>
               <w:rPr>
@@ -1769,11 +1756,10 @@
               <w14:ligatures w14:val="standardContextual"/>
             </w:rPr>
           </w:pPr>
-          <w:hyperlink w:anchor="_Toc223447472" w:history="1">
+          <w:hyperlink w:anchor="_Toc230697239" w:history="1">
             <w:r>
               <w:rPr>
                 <w:rStyle w:val="a6"/>
-                <w:lang w:val="en-US"/>
                 <w14:scene3d>
                   <w14:camera w14:prst="orthographicFront"/>
                   <w14:lightRig w14:rig="threePt" w14:dir="t">
@@ -1813,7 +1799,7 @@
               <w:rPr>
                 <w:webHidden/>
               </w:rPr>
-              <w:instrText xml:space="preserve"> PAGEREF _Toc223447472 \h </w:instrText>
+              <w:instrText xml:space="preserve"> PAGEREF _Toc230697239 \h </w:instrText>
             </w:r>
             <w:r>
               <w:rPr>
@@ -1849,11 +1835,10 @@
               <w14:ligatures w14:val="standardContextual"/>
             </w:rPr>
           </w:pPr>
-          <w:hyperlink w:anchor="_Toc223447473" w:history="1">
+          <w:hyperlink w:anchor="_Toc230697240" w:history="1">
             <w:r>
               <w:rPr>
                 <w:rStyle w:val="a6"/>
-                <w:lang w:val="en-US"/>
                 <w14:scene3d>
                   <w14:camera w14:prst="orthographicFront"/>
                   <w14:lightRig w14:rig="threePt" w14:dir="t">
@@ -1893,7 +1878,7 @@
               <w:rPr>
                 <w:webHidden/>
               </w:rPr>
-              <w:instrText xml:space="preserve"> PAGEREF _Toc223447473 \h </w:instrText>
+              <w:instrText xml:space="preserve"> PAGEREF _Toc230697240 \h </w:instrText>
             </w:r>
             <w:r>
               <w:rPr>
@@ -1929,11 +1914,10 @@
               <w14:ligatures w14:val="standardContextual"/>
             </w:rPr>
           </w:pPr>
-          <w:hyperlink w:anchor="_Toc223447474" w:history="1">
+          <w:hyperlink w:anchor="_Toc230697241" w:history="1">
             <w:r>
               <w:rPr>
                 <w:rStyle w:val="a6"/>
-                <w:lang w:val="en-US"/>
                 <w14:scene3d>
                   <w14:camera w14:prst="orthographicFront"/>
                   <w14:lightRig w14:rig="threePt" w14:dir="t">
@@ -1973,7 +1957,7 @@
               <w:rPr>
                 <w:webHidden/>
               </w:rPr>
-              <w:instrText xml:space="preserve"> PAGEREF _Toc223447474 \h </w:instrText>
+              <w:instrText xml:space="preserve"> PAGEREF _Toc230697241 \h </w:instrText>
             </w:r>
             <w:r>
               <w:rPr>
@@ -1990,7 +1974,7 @@
               <w:rPr>
                 <w:webHidden/>
               </w:rPr>
-              <w:t>16</w:t>
+              <w:t>15</w:t>
             </w:r>
             <w:r>
               <w:rPr>
@@ -2009,7 +1993,7 @@
               <w14:ligatures w14:val="standardContextual"/>
             </w:rPr>
           </w:pPr>
-          <w:hyperlink w:anchor="_Toc223447475" w:history="1">
+          <w:hyperlink w:anchor="_Toc230697242" w:history="1">
             <w:r>
               <w:rPr>
                 <w:rStyle w:val="a6"/>
@@ -2052,7 +2036,7 @@
               <w:rPr>
                 <w:webHidden/>
               </w:rPr>
-              <w:instrText xml:space="preserve"> PAGEREF _Toc223447475 \h </w:instrText>
+              <w:instrText xml:space="preserve"> PAGEREF _Toc230697242 \h </w:instrText>
             </w:r>
             <w:r>
               <w:rPr>
@@ -2088,11 +2072,10 @@
               <w14:ligatures w14:val="standardContextual"/>
             </w:rPr>
           </w:pPr>
-          <w:hyperlink w:anchor="_Toc223447476" w:history="1">
+          <w:hyperlink w:anchor="_Toc230697243" w:history="1">
             <w:r>
               <w:rPr>
                 <w:rStyle w:val="a6"/>
-                <w:lang w:val="en-US"/>
                 <w14:scene3d>
                   <w14:camera w14:prst="orthographicFront"/>
                   <w14:lightRig w14:rig="threePt" w14:dir="t">
@@ -2132,7 +2115,7 @@
               <w:rPr>
                 <w:webHidden/>
               </w:rPr>
-              <w:instrText xml:space="preserve"> PAGEREF _Toc223447476 \h </w:instrText>
+              <w:instrText xml:space="preserve"> PAGEREF _Toc230697243 \h </w:instrText>
             </w:r>
             <w:r>
               <w:rPr>
@@ -2149,7 +2132,7 @@
               <w:rPr>
                 <w:webHidden/>
               </w:rPr>
-              <w:t>17</w:t>
+              <w:t>19</w:t>
             </w:r>
             <w:r>
               <w:rPr>
@@ -2168,7 +2151,7 @@
               <w14:ligatures w14:val="standardContextual"/>
             </w:rPr>
           </w:pPr>
-          <w:hyperlink w:anchor="_Toc223447477" w:history="1">
+          <w:hyperlink w:anchor="_Toc230697244" w:history="1">
             <w:r>
               <w:rPr>
                 <w:rStyle w:val="a6"/>
@@ -2205,7 +2188,7 @@
               <w:rPr>
                 <w:webHidden/>
               </w:rPr>
-              <w:instrText xml:space="preserve"> PAGEREF _Toc223447477 \h </w:instrText>
+              <w:instrText xml:space="preserve"> PAGEREF _Toc230697244 \h </w:instrText>
             </w:r>
             <w:r>
               <w:rPr>
@@ -2222,7 +2205,82 @@
               <w:rPr>
                 <w:webHidden/>
               </w:rPr>
-              <w:t>17</w:t>
+              <w:t>19</w:t>
+            </w:r>
+            <w:r>
+              <w:rPr>
+                <w:webHidden/>
+              </w:rPr>
+              <w:fldChar w:fldCharType="end"/>
+            </w:r>
+          </w:hyperlink>
+        </w:p>
+        <w:p>
+          <w:pPr>
+            <w:pStyle w:val="31"/>
+            <w:rPr>
+              <w:rFonts w:asciiTheme="minorHAnsi" w:eastAsiaTheme="minorEastAsia" w:hAnsiTheme="minorHAnsi" w:cstheme="minorBidi"/>
+              <w:kern w:val="2"/>
+              <w:lang w:val="en-US"/>
+              <w14:ligatures w14:val="standardContextual"/>
+            </w:rPr>
+          </w:pPr>
+          <w:hyperlink w:anchor="_Toc230697245" w:history="1">
+            <w:r>
+              <w:rPr>
+                <w:rStyle w:val="a6"/>
+                <w:lang w:val="en-US"/>
+              </w:rPr>
+              <w:t>5.5.2</w:t>
+            </w:r>
+            <w:r>
+              <w:rPr>
+                <w:rFonts w:asciiTheme="minorHAnsi" w:eastAsiaTheme="minorEastAsia" w:hAnsiTheme="minorHAnsi" w:cstheme="minorBidi"/>
+                <w:kern w:val="2"/>
+                <w14:ligatures w14:val="standardContextual"/>
+              </w:rPr>
+              <w:tab/>
+            </w:r>
+            <w:r>
+              <w:rPr>
+                <w:rStyle w:val="a6"/>
+              </w:rPr>
+              <w:t>Требования к информационному обеспечению</w:t>
+            </w:r>
+            <w:r>
+              <w:rPr>
+                <w:webHidden/>
+              </w:rPr>
+              <w:tab/>
+            </w:r>
+            <w:r>
+              <w:rPr>
+                <w:webHidden/>
+              </w:rPr>
+              <w:fldChar w:fldCharType="begin"/>
+            </w:r>
+            <w:r>
+              <w:rPr>
+                <w:webHidden/>
+              </w:rPr>
+              <w:instrText xml:space="preserve"> PAGEREF _Toc230697245 \h </w:instrText>
+            </w:r>
+            <w:r>
+              <w:rPr>
+                <w:webHidden/>
+              </w:rPr>
+            </w:r>
+            <w:r>
+              <w:rPr>
+                <w:webHidden/>
+              </w:rPr>
+              <w:fldChar w:fldCharType="separate"/>
+            </w:r>
+            <w:r>
+              <w:rPr>
+                <w:webHidden/>
+              </w:rPr>
+              <w:t>20</w:t>
             </w:r>
             <w:r>
               <w:rPr>
@@ -2241,13 +2299,13 @@
               <w14:ligatures w14:val="standardContextual"/>
             </w:rPr>
           </w:pPr>
-          <w:hyperlink w:anchor="_Toc223447478" w:history="1">
+          <w:hyperlink w:anchor="_Toc230697246" w:history="1">
             <w:r>
               <w:rPr>
                 <w:rStyle w:val="a6"/>
                 <w:lang w:val="en-US"/>
               </w:rPr>
-              <w:t>5.5.2</w:t>
+              <w:t>5.5.3</w:t>
             </w:r>
             <w:r>
               <w:rPr>
@@ -2261,7 +2319,7 @@
               <w:rPr>
                 <w:rStyle w:val="a6"/>
               </w:rPr>
-              <w:t>Требования к информационному обеспечению</w:t>
+              <w:t>Требования к метрологическому обеспечению</w:t>
             </w:r>
             <w:r>
               <w:rPr>
@@ -2279,7 +2337,7 @@
               <w:rPr>
                 <w:webHidden/>
               </w:rPr>
-              <w:instrText xml:space="preserve"> PAGEREF _Toc223447478 \h </w:instrText>
+              <w:instrText xml:space="preserve"> PAGEREF _Toc230697246 \h </w:instrText>
             </w:r>
             <w:r>
               <w:rPr>
@@ -2296,7 +2354,7 @@
               <w:rPr>
                 <w:webHidden/>
               </w:rPr>
-              <w:t>17</w:t>
+              <w:t>20</w:t>
             </w:r>
             <w:r>
               <w:rPr>
@@ -2315,13 +2373,13 @@
               <w14:ligatures w14:val="standardContextual"/>
             </w:rPr>
           </w:pPr>
-          <w:hyperlink w:anchor="_Toc223447479" w:history="1">
+          <w:hyperlink w:anchor="_Toc230697247" w:history="1">
             <w:r>
               <w:rPr>
                 <w:rStyle w:val="a6"/>
                 <w:lang w:val="en-US"/>
               </w:rPr>
-              <w:t>5.5.3</w:t>
+              <w:t>5.5.4</w:t>
             </w:r>
             <w:r>
               <w:rPr>
@@ -2335,7 +2393,7 @@
               <w:rPr>
                 <w:rStyle w:val="a6"/>
               </w:rPr>
-              <w:t>Требования к метрологическому обеспечению</w:t>
+              <w:t>Требования к техническому обеспечению</w:t>
             </w:r>
             <w:r>
               <w:rPr>
@@ -2353,7 +2411,7 @@
               <w:rPr>
                 <w:webHidden/>
               </w:rPr>
-              <w:instrText xml:space="preserve"> PAGEREF _Toc223447479 \h </w:instrText>
+              <w:instrText xml:space="preserve"> PAGEREF _Toc230697247 \h </w:instrText>
             </w:r>
             <w:r>
               <w:rPr>
@@ -2370,81 +2428,7 @@
               <w:rPr>
                 <w:webHidden/>
               </w:rPr>
-              <w:t>18</w:t>
-            </w:r>
-            <w:r>
-              <w:rPr>
-                <w:webHidden/>
-              </w:rPr>
-              <w:fldChar w:fldCharType="end"/>
-            </w:r>
-          </w:hyperlink>
-        </w:p>
-        <w:p>
-          <w:pPr>
-            <w:pStyle w:val="31"/>
-            <w:rPr>
-              <w:rFonts w:asciiTheme="minorHAnsi" w:eastAsiaTheme="minorEastAsia" w:hAnsiTheme="minorHAnsi" w:cstheme="minorBidi"/>
-              <w:kern w:val="2"/>
-              <w14:ligatures w14:val="standardContextual"/>
-            </w:rPr>
-          </w:pPr>
-          <w:hyperlink w:anchor="_Toc223447480" w:history="1">
-            <w:r>
-              <w:rPr>
-                <w:rStyle w:val="a6"/>
-                <w:lang w:val="en-US"/>
-              </w:rPr>
-              <w:t>5.5.4</w:t>
-            </w:r>
-            <w:r>
-              <w:rPr>
-                <w:rFonts w:asciiTheme="minorHAnsi" w:eastAsiaTheme="minorEastAsia" w:hAnsiTheme="minorHAnsi" w:cstheme="minorBidi"/>
-                <w:kern w:val="2"/>
-                <w14:ligatures w14:val="standardContextual"/>
-              </w:rPr>
-              <w:tab/>
-            </w:r>
-            <w:r>
-              <w:rPr>
-                <w:rStyle w:val="a6"/>
-              </w:rPr>
-              <w:t>Требования к техническому обеспечению</w:t>
-            </w:r>
-            <w:r>
-              <w:rPr>
-                <w:webHidden/>
-              </w:rPr>
-              <w:tab/>
-            </w:r>
-            <w:r>
-              <w:rPr>
-                <w:webHidden/>
-              </w:rPr>
-              <w:fldChar w:fldCharType="begin"/>
-            </w:r>
-            <w:r>
-              <w:rPr>
-                <w:webHidden/>
-              </w:rPr>
-              <w:instrText xml:space="preserve"> PAGEREF _Toc223447480 \h </w:instrText>
-            </w:r>
-            <w:r>
-              <w:rPr>
-                <w:webHidden/>
-              </w:rPr>
-            </w:r>
-            <w:r>
-              <w:rPr>
-                <w:webHidden/>
-              </w:rPr>
-              <w:fldChar w:fldCharType="separate"/>
-            </w:r>
-            <w:r>
-              <w:rPr>
-                <w:webHidden/>
-              </w:rPr>
-              <w:t>18</w:t>
+              <w:t>20</w:t>
             </w:r>
             <w:r>
               <w:rPr>
@@ -2463,11 +2447,10 @@
               <w14:ligatures w14:val="standardContextual"/>
             </w:rPr>
           </w:pPr>
-          <w:hyperlink w:anchor="_Toc223447481" w:history="1">
+          <w:hyperlink w:anchor="_Toc230697248" w:history="1">
             <w:r>
               <w:rPr>
                 <w:rStyle w:val="a6"/>
-                <w:lang w:val="en-US"/>
                 <w14:scene3d>
                   <w14:camera w14:prst="orthographicFront"/>
                   <w14:lightRig w14:rig="threePt" w14:dir="t">
@@ -2507,7 +2490,7 @@
               <w:rPr>
                 <w:webHidden/>
               </w:rPr>
-              <w:instrText xml:space="preserve"> PAGEREF _Toc223447481 \h </w:instrText>
+              <w:instrText xml:space="preserve"> PAGEREF _Toc230697248 \h </w:instrText>
             </w:r>
             <w:r>
               <w:rPr>
@@ -2524,7 +2507,7 @@
               <w:rPr>
                 <w:webHidden/>
               </w:rPr>
-              <w:t>19</w:t>
+              <w:t>21</w:t>
             </w:r>
             <w:r>
               <w:rPr>
@@ -2543,11 +2526,10 @@
               <w14:ligatures w14:val="standardContextual"/>
             </w:rPr>
           </w:pPr>
-          <w:hyperlink w:anchor="_Toc223447482" w:history="1">
+          <w:hyperlink w:anchor="_Toc230697249" w:history="1">
             <w:r>
               <w:rPr>
                 <w:rStyle w:val="a6"/>
-                <w:lang w:val="en-US"/>
                 <w14:scene3d>
                   <w14:camera w14:prst="orthographicFront"/>
                   <w14:lightRig w14:rig="threePt" w14:dir="t">
@@ -2587,7 +2569,7 @@
               <w:rPr>
                 <w:webHidden/>
               </w:rPr>
-              <w:instrText xml:space="preserve"> PAGEREF _Toc223447482 \h </w:instrText>
+              <w:instrText xml:space="preserve"> PAGEREF _Toc230697249 \h </w:instrText>
             </w:r>
             <w:r>
               <w:rPr>
@@ -2604,7 +2586,7 @@
               <w:rPr>
                 <w:webHidden/>
               </w:rPr>
-              <w:t>19</w:t>
+              <w:t>21</w:t>
             </w:r>
             <w:r>
               <w:rPr>
@@ -2623,11 +2605,10 @@
               <w14:ligatures w14:val="standardContextual"/>
             </w:rPr>
           </w:pPr>
-          <w:hyperlink w:anchor="_Toc223447483" w:history="1">
+          <w:hyperlink w:anchor="_Toc230697250" w:history="1">
             <w:r>
               <w:rPr>
                 <w:rStyle w:val="a6"/>
-                <w:lang w:val="en-US"/>
                 <w14:scene3d>
                   <w14:camera w14:prst="orthographicFront"/>
                   <w14:lightRig w14:rig="threePt" w14:dir="t">
@@ -2667,7 +2648,7 @@
               <w:rPr>
                 <w:webHidden/>
               </w:rPr>
-              <w:instrText xml:space="preserve"> PAGEREF _Toc223447483 \h </w:instrText>
+              <w:instrText xml:space="preserve"> PAGEREF _Toc230697250 \h </w:instrText>
             </w:r>
             <w:r>
               <w:rPr>
@@ -2684,7 +2665,7 @@
               <w:rPr>
                 <w:webHidden/>
               </w:rPr>
-              <w:t>20</w:t>
+              <w:t>21</w:t>
             </w:r>
             <w:r>
               <w:rPr>
@@ -2703,11 +2684,10 @@
               <w14:ligatures w14:val="standardContextual"/>
             </w:rPr>
           </w:pPr>
-          <w:hyperlink w:anchor="_Toc223447484" w:history="1">
+          <w:hyperlink w:anchor="_Toc230697251" w:history="1">
             <w:r>
               <w:rPr>
                 <w:rStyle w:val="a6"/>
-                <w:lang w:val="en-US"/>
                 <w14:scene3d>
                   <w14:camera w14:prst="orthographicFront"/>
                   <w14:lightRig w14:rig="threePt" w14:dir="t">
@@ -2747,7 +2727,7 @@
               <w:rPr>
                 <w:webHidden/>
               </w:rPr>
-              <w:instrText xml:space="preserve"> PAGEREF _Toc223447484 \h </w:instrText>
+              <w:instrText xml:space="preserve"> PAGEREF _Toc230697251 \h </w:instrText>
             </w:r>
             <w:r>
               <w:rPr>
@@ -2783,7 +2763,7 @@
               <w14:ligatures w14:val="standardContextual"/>
             </w:rPr>
           </w:pPr>
-          <w:hyperlink w:anchor="_Toc223447485" w:history="1">
+          <w:hyperlink w:anchor="_Toc230697252" w:history="1">
             <w:r>
               <w:rPr>
                 <w:rStyle w:val="a6"/>
@@ -2821,7 +2801,7 @@
               <w:rPr>
                 <w:webHidden/>
               </w:rPr>
-              <w:instrText xml:space="preserve"> PAGEREF _Toc223447485 \h </w:instrText>
+              <w:instrText xml:space="preserve"> PAGEREF _Toc230697252 \h </w:instrText>
             </w:r>
             <w:r>
               <w:rPr>
@@ -2857,7 +2837,7 @@
               <w14:ligatures w14:val="standardContextual"/>
             </w:rPr>
           </w:pPr>
-          <w:hyperlink w:anchor="_Toc223447486" w:history="1">
+          <w:hyperlink w:anchor="_Toc230697253" w:history="1">
             <w:r>
               <w:rPr>
                 <w:rStyle w:val="a6"/>
@@ -2894,7 +2874,7 @@
               <w:rPr>
                 <w:webHidden/>
               </w:rPr>
-              <w:instrText xml:space="preserve"> PAGEREF _Toc223447486 \h </w:instrText>
+              <w:instrText xml:space="preserve"> PAGEREF _Toc230697253 \h </w:instrText>
             </w:r>
             <w:r>
               <w:rPr>
@@ -2930,7 +2910,7 @@
               <w14:ligatures w14:val="standardContextual"/>
             </w:rPr>
           </w:pPr>
-          <w:hyperlink w:anchor="_Toc223447487" w:history="1">
+          <w:hyperlink w:anchor="_Toc230697254" w:history="1">
             <w:r>
               <w:rPr>
                 <w:rStyle w:val="a6"/>
@@ -2968,7 +2948,7 @@
               <w:rPr>
                 <w:webHidden/>
               </w:rPr>
-              <w:instrText xml:space="preserve"> PAGEREF _Toc223447487 \h </w:instrText>
+              <w:instrText xml:space="preserve"> PAGEREF _Toc230697254 \h </w:instrText>
             </w:r>
             <w:r>
               <w:rPr>
@@ -3004,7 +2984,7 @@
               <w14:ligatures w14:val="standardContextual"/>
             </w:rPr>
           </w:pPr>
-          <w:hyperlink w:anchor="_Toc223447488" w:history="1">
+          <w:hyperlink w:anchor="_Toc230697255" w:history="1">
             <w:r>
               <w:rPr>
                 <w:rStyle w:val="a6"/>
@@ -3042,7 +3022,7 @@
               <w:rPr>
                 <w:webHidden/>
               </w:rPr>
-              <w:instrText xml:space="preserve"> PAGEREF _Toc223447488 \h </w:instrText>
+              <w:instrText xml:space="preserve"> PAGEREF _Toc230697255 \h </w:instrText>
             </w:r>
             <w:r>
               <w:rPr>
@@ -3109,7 +3089,7 @@
         <w:spacing w:after="240"/>
         <w:ind w:left="851"/>
       </w:pPr>
-      <w:bookmarkStart w:id="0" w:name="_Toc223447457"/>
+      <w:bookmarkStart w:id="0" w:name="_Toc230697224"/>
       <w:r>
         <w:lastRenderedPageBreak/>
         <w:t>Вв</w:t>
@@ -3257,7 +3237,7 @@
       <w:pPr>
         <w:pStyle w:val="1"/>
       </w:pPr>
-      <w:bookmarkStart w:id="1" w:name="_Toc223447458"/>
+      <w:bookmarkStart w:id="1" w:name="_Toc230697225"/>
       <w:bookmarkStart w:id="2" w:name="_Toc74526610"/>
       <w:bookmarkStart w:id="3" w:name="_Toc128474254"/>
       <w:r>
@@ -3280,17 +3260,6 @@
           <w:szCs w:val="24"/>
         </w:rPr>
         <w:t>открытие одной неизвестной буквы в слове за определённое количество монет.</w:t>
-      </w:r>
-    </w:p>
-    <w:p>
-      <w:r>
-        <w:t xml:space="preserve">Геймплей – </w:t>
-      </w:r>
-      <w:r>
-        <w:rPr>
-          <w:szCs w:val="24"/>
-        </w:rPr>
-        <w:t>процесс взаимодействия игрока с игрой  в соответствии с правилами.</w:t>
       </w:r>
     </w:p>
     <w:p>
@@ -3375,24 +3344,13 @@
       </w:r>
     </w:p>
     <w:p>
-      <w:r>
-        <w:t xml:space="preserve">Кроссплатформенность – </w:t>
-      </w:r>
-      <w:r>
-        <w:rPr>
-          <w:szCs w:val="24"/>
-        </w:rPr>
-        <w:t>способность игры работать на различных операционных системах без модификации кода.</w:t>
-      </w:r>
-    </w:p>
-    <w:p>
       <w:pPr>
         <w:pStyle w:val="1"/>
         <w:rPr>
           <w:lang w:val="en-US"/>
         </w:rPr>
       </w:pPr>
-      <w:bookmarkStart w:id="4" w:name="_Toc223447459"/>
+      <w:bookmarkStart w:id="4" w:name="_Toc230697226"/>
       <w:r>
         <w:lastRenderedPageBreak/>
         <w:t>Перечень сокращений</w:t>
@@ -3412,7 +3370,13 @@
         <w:t>Э</w:t>
       </w:r>
       <w:r>
-        <w:t xml:space="preserve">ВМ - </w:t>
+        <w:t xml:space="preserve">ВМ </w:t>
+      </w:r>
+      <w:r>
+        <w:t>–</w:t>
+      </w:r>
+      <w:r>
+        <w:t xml:space="preserve"> </w:t>
       </w:r>
       <w:r>
         <w:t>персональная электронно-вычислительная машина</w:t>
@@ -3429,7 +3393,7 @@
           <w:lang w:val="en-US"/>
         </w:rPr>
       </w:pPr>
-      <w:bookmarkStart w:id="5" w:name="_Toc223447460"/>
+      <w:bookmarkStart w:id="5" w:name="_Toc230697227"/>
       <w:r>
         <w:lastRenderedPageBreak/>
         <w:t>Основные сведения о разработке</w:t>
@@ -3463,7 +3427,7 @@
           <w:lang w:val="en-US"/>
         </w:rPr>
       </w:pPr>
-      <w:bookmarkStart w:id="6" w:name="_Toc223447461"/>
+      <w:bookmarkStart w:id="6" w:name="_Toc230697228"/>
       <w:r>
         <w:t>Наименование разработки</w:t>
       </w:r>
@@ -3493,7 +3457,7 @@
           <w:lang w:val="en-US"/>
         </w:rPr>
       </w:pPr>
-      <w:bookmarkStart w:id="7" w:name="_Toc223447462"/>
+      <w:bookmarkStart w:id="7" w:name="_Toc230697229"/>
       <w:r>
         <w:t>Цель и задачи</w:t>
       </w:r>
@@ -3521,7 +3485,7 @@
     </w:p>
     <w:p>
       <w:r>
-        <w:t xml:space="preserve">Задачами данной разработки являются: </w:t>
+        <w:t>Задачами данной разработки являются:</w:t>
       </w:r>
     </w:p>
     <w:p>
@@ -3804,10 +3768,7 @@
         <w:ind w:left="0" w:firstLine="936"/>
       </w:pPr>
       <w:r>
-        <w:t>р</w:t>
-      </w:r>
-      <w:r>
-        <w:t>азработать техническое задание</w:t>
+        <w:t>протестировать игру и исправить ошибки</w:t>
       </w:r>
       <w:r>
         <w:t>;</w:t>
@@ -3826,10 +3787,7 @@
         <w:t>с</w:t>
       </w:r>
       <w:r>
-        <w:t>оздать руководство пользователя</w:t>
-      </w:r>
-      <w:r>
-        <w:t>;</w:t>
+        <w:t>компилировать Python-скрипт в исполняемый файл;</w:t>
       </w:r>
     </w:p>
     <w:p>
@@ -3842,10 +3800,10 @@
         <w:ind w:left="0" w:firstLine="936"/>
       </w:pPr>
       <w:r>
-        <w:t>п</w:t>
-      </w:r>
-      <w:r>
-        <w:t>одготовить отчёт по учебой практике</w:t>
+        <w:t>р</w:t>
+      </w:r>
+      <w:r>
+        <w:t>азработать техническое задание</w:t>
       </w:r>
       <w:r>
         <w:t>;</w:t>
@@ -3861,10 +3819,73 @@
         <w:ind w:left="0" w:firstLine="936"/>
       </w:pPr>
       <w:r>
+        <w:t>с</w:t>
+      </w:r>
+      <w:r>
+        <w:t>оздать руководство пользователя</w:t>
+      </w:r>
+      <w:r>
+        <w:t>;</w:t>
+      </w:r>
+    </w:p>
+    <w:p>
+      <w:pPr>
+        <w:pStyle w:val="a0"/>
+        <w:numPr>
+          <w:ilvl w:val="0"/>
+          <w:numId w:val="49"/>
+        </w:numPr>
+        <w:ind w:left="0" w:firstLine="936"/>
+      </w:pPr>
+      <w:r>
+        <w:t>п</w:t>
+      </w:r>
+      <w:r>
+        <w:t>одготовить отчёт по учеб</w:t>
+      </w:r>
+      <w:r>
+        <w:t>н</w:t>
+      </w:r>
+      <w:r>
+        <w:t>ой практике</w:t>
+      </w:r>
+      <w:r>
+        <w:t>;</w:t>
+      </w:r>
+    </w:p>
+    <w:p>
+      <w:pPr>
+        <w:pStyle w:val="a0"/>
+        <w:numPr>
+          <w:ilvl w:val="0"/>
+          <w:numId w:val="49"/>
+        </w:numPr>
+        <w:ind w:left="0" w:firstLine="936"/>
+      </w:pPr>
+      <w:r>
         <w:t>р</w:t>
       </w:r>
       <w:r>
-        <w:t>азработать программу и методику испытаний.</w:t>
+        <w:t>азработать программу и методику испытаний</w:t>
+      </w:r>
+      <w:r>
+        <w:t>;</w:t>
+      </w:r>
+    </w:p>
+    <w:p>
+      <w:pPr>
+        <w:pStyle w:val="a0"/>
+        <w:numPr>
+          <w:ilvl w:val="0"/>
+          <w:numId w:val="49"/>
+        </w:numPr>
+        <w:ind w:left="0" w:firstLine="936"/>
+      </w:pPr>
+      <w:r>
+        <w:t>провести приёмо-сдаточные испытания</w:t>
+      </w:r>
+      <w:r>
+        <w:t>.</w:t>
       </w:r>
     </w:p>
     <w:p>
@@ -3874,7 +3895,7 @@
           <w:lang w:val="en-US"/>
         </w:rPr>
       </w:pPr>
-      <w:bookmarkStart w:id="8" w:name="_Toc223447463"/>
+      <w:bookmarkStart w:id="8" w:name="_Toc230697230"/>
       <w:r>
         <w:lastRenderedPageBreak/>
         <w:t>Сведения об участниках разработки</w:t>
@@ -4025,7 +4046,7 @@
           <w:lang w:val="en-US"/>
         </w:rPr>
       </w:pPr>
-      <w:bookmarkStart w:id="9" w:name="_Toc223447464"/>
+      <w:bookmarkStart w:id="9" w:name="_Toc230697231"/>
       <w:r>
         <w:t>Сроки разработки</w:t>
       </w:r>
@@ -4058,7 +4079,7 @@
       <w:pPr>
         <w:pStyle w:val="2"/>
       </w:pPr>
-      <w:bookmarkStart w:id="10" w:name="_Toc223447465"/>
+      <w:bookmarkStart w:id="10" w:name="_Toc230697232"/>
       <w:r>
         <w:t>Назначение разработки</w:t>
       </w:r>
@@ -4082,15 +4103,9 @@
           <w:lang w:val="en-US"/>
         </w:rPr>
       </w:pPr>
-      <w:bookmarkStart w:id="11" w:name="_Toc223447466"/>
+      <w:bookmarkStart w:id="11" w:name="_Toc230697233"/>
       <w:r>
         <w:t>Функциональное назначение</w:t>
-      </w:r>
-      <w:r>
-        <w:rPr>
-          <w:lang w:val="en-US"/>
-        </w:rPr>
-        <w:t>.</w:t>
       </w:r>
       <w:bookmarkEnd w:id="11"/>
     </w:p>
@@ -4157,7 +4172,7 @@
           <w:lang w:val="en-US"/>
         </w:rPr>
       </w:pPr>
-      <w:bookmarkStart w:id="12" w:name="_Toc223447467"/>
+      <w:bookmarkStart w:id="12" w:name="_Toc230697234"/>
       <w:r>
         <w:lastRenderedPageBreak/>
         <w:t>Эксплуатационное назначение</w:t>
@@ -4169,10 +4184,29 @@
         <w:t>Эксплуатационным назначением продукта является</w:t>
       </w:r>
       <w:r>
-        <w:t xml:space="preserve"> использование на персональных компьютерах под управлением различных операционных систем.</w:t>
-      </w:r>
-    </w:p>
-    <w:p>
+        <w:t xml:space="preserve"> использование на персональных компьютерах под управлением различных операционн</w:t>
+      </w:r>
+      <w:r>
+        <w:t>ой</w:t>
+      </w:r>
+      <w:r>
+        <w:t xml:space="preserve"> систем</w:t>
+      </w:r>
+      <w:r>
+        <w:t xml:space="preserve">ы </w:t>
+      </w:r>
+      <w:r>
+        <w:rPr>
+          <w:lang w:val="en-US"/>
+        </w:rPr>
+        <w:t>Windows</w:t>
+      </w:r>
+      <w:r>
+        <w:t>.</w:t>
+      </w:r>
+      <w:r>
+        <w:t xml:space="preserve"> </w:t>
+      </w:r>
       <w:r>
         <w:t xml:space="preserve">Программа не требует установки, запускается непосредственно из директории с файлами </w:t>
       </w:r>
@@ -4180,7 +4214,33 @@
         <w:t>игры</w:t>
       </w:r>
       <w:r>
-        <w:t xml:space="preserve">. Для работы требуется наличие </w:t>
+        <w:t>.</w:t>
+      </w:r>
+    </w:p>
+    <w:p>
+      <w:pPr>
+        <w:spacing w:before="0"/>
+      </w:pPr>
+      <w:r>
+        <w:t>Программный продукт предназначен для эксплуатации в условиях:</w:t>
+      </w:r>
+      <w:r>
+        <w:t xml:space="preserve"> д</w:t>
+      </w:r>
+      <w:r>
+        <w:t>омашнего использования на персональном компьютере</w:t>
+      </w:r>
+      <w:r>
+        <w:t>, о</w:t>
+      </w:r>
+      <w:r>
+        <w:t>бразовательного процесса</w:t>
+      </w:r>
+      <w:r>
+        <w:t>, д</w:t>
+      </w:r>
+      <w:r>
+        <w:t xml:space="preserve">емонстрации возможностей языка </w:t>
       </w:r>
       <w:r>
         <w:rPr>
@@ -4189,47 +4249,6 @@
         <w:t>Python</w:t>
       </w:r>
       <w:r>
-        <w:t xml:space="preserve"> 3.8 </w:t>
-      </w:r>
-      <w:r>
-        <w:t>или выше</w:t>
-      </w:r>
-      <w:r>
-        <w:t>.</w:t>
-      </w:r>
-    </w:p>
-    <w:p>
-      <w:pPr>
-        <w:spacing w:before="0"/>
-      </w:pPr>
-      <w:r>
-        <w:t>Программный продукт предназначен для эксплуатации в условиях:</w:t>
-      </w:r>
-      <w:r>
-        <w:t xml:space="preserve"> д</w:t>
-      </w:r>
-      <w:r>
-        <w:t>омашнего использования на персональном компьютере</w:t>
-      </w:r>
-      <w:r>
-        <w:t>, о</w:t>
-      </w:r>
-      <w:r>
-        <w:t>бразовательного процесса</w:t>
-      </w:r>
-      <w:r>
-        <w:t>, д</w:t>
-      </w:r>
-      <w:r>
-        <w:t xml:space="preserve">емонстрации возможностей языка </w:t>
-      </w:r>
-      <w:r>
-        <w:rPr>
-          <w:lang w:val="en-US"/>
-        </w:rPr>
-        <w:t>Python</w:t>
-      </w:r>
-      <w:r>
         <w:t xml:space="preserve"> </w:t>
       </w:r>
       <w:r>
@@ -4257,7 +4276,7 @@
           <w:lang w:val="en-US"/>
         </w:rPr>
       </w:pPr>
-      <w:bookmarkStart w:id="13" w:name="_Toc223447468"/>
+      <w:bookmarkStart w:id="13" w:name="_Toc230697235"/>
       <w:r>
         <w:lastRenderedPageBreak/>
         <w:t xml:space="preserve">Анализ </w:t>
@@ -4680,7 +4699,7 @@
       <w:pPr>
         <w:pStyle w:val="2"/>
       </w:pPr>
-      <w:bookmarkStart w:id="14" w:name="_Toc223447469"/>
+      <w:bookmarkStart w:id="14" w:name="_Toc230697236"/>
       <w:r>
         <w:t>Описание предметной области</w:t>
       </w:r>
@@ -4886,7 +4905,7 @@
         <w:t>н</w:t>
       </w:r>
       <w:r>
-        <w:t>ачальное количество монет при первом запуске: 0</w:t>
+        <w:t>аграда за победу: 10 монет</w:t>
       </w:r>
       <w:r>
         <w:t>;</w:t>
@@ -4902,10 +4921,10 @@
         <w:ind w:left="0" w:firstLine="964"/>
       </w:pPr>
       <w:r>
-        <w:t>н</w:t>
-      </w:r>
-      <w:r>
-        <w:t>аграда за победу: 10 монет</w:t>
+        <w:t>с</w:t>
+      </w:r>
+      <w:r>
+        <w:t>тоимость подсказки: 5 монет за открытие одной случайной неизвестной буквы</w:t>
       </w:r>
       <w:r>
         <w:t>;</w:t>
@@ -4921,25 +4940,6 @@
         <w:ind w:left="0" w:firstLine="964"/>
       </w:pPr>
       <w:r>
-        <w:t>с</w:t>
-      </w:r>
-      <w:r>
-        <w:t>тоимость подсказки: 5 монет за открытие одной случайной неизвестной буквы</w:t>
-      </w:r>
-      <w:r>
-        <w:t>;</w:t>
-      </w:r>
-    </w:p>
-    <w:p>
-      <w:pPr>
-        <w:pStyle w:val="a0"/>
-        <w:numPr>
-          <w:ilvl w:val="0"/>
-          <w:numId w:val="15"/>
-        </w:numPr>
-        <w:ind w:left="0" w:firstLine="964"/>
-      </w:pPr>
-      <w:r>
         <w:t>м</w:t>
       </w:r>
       <w:r>
@@ -5000,10 +5000,28 @@
     </w:p>
     <w:p>
       <w:pPr>
+        <w:spacing w:before="0" w:after="200" w:line="276" w:lineRule="auto"/>
+        <w:ind w:firstLine="0"/>
+        <w:contextualSpacing w:val="0"/>
+        <w:jc w:val="left"/>
+        <w:rPr>
+          <w:rFonts w:eastAsiaTheme="majorEastAsia" w:cs="Times New Roman"/>
+          <w:b/>
+          <w:bCs/>
+          <w:szCs w:val="36"/>
+        </w:rPr>
+      </w:pPr>
+      <w:r>
+        <w:br w:type="page"/>
+      </w:r>
+    </w:p>
+    <w:p>
+      <w:pPr>
         <w:pStyle w:val="2"/>
       </w:pPr>
-      <w:bookmarkStart w:id="15" w:name="_Toc223447470"/>
-      <w:r>
+      <w:bookmarkStart w:id="15" w:name="_Toc230697237"/>
+      <w:r>
+        <w:lastRenderedPageBreak/>
         <w:t>Обзор аналогов</w:t>
       </w:r>
       <w:bookmarkEnd w:id="15"/>
@@ -5170,7 +5188,6 @@
         <w:rPr>
           <w:noProof/>
         </w:rPr>
-        <w:lastRenderedPageBreak/>
         <w:drawing>
           <wp:inline distT="0" distB="0" distL="0" distR="0" wp14:anchorId="79194B7E" wp14:editId="5A721FDA">
             <wp:extent cx="4945380" cy="2773045"/>
@@ -5612,11 +5629,22 @@
         <w:pStyle w:val="a0"/>
         <w:numPr>
           <w:ilvl w:val="0"/>
+          <w:numId w:val="0"/>
+        </w:numPr>
+        <w:ind w:left="851"/>
+      </w:pPr>
+    </w:p>
+    <w:p>
+      <w:pPr>
+        <w:pStyle w:val="a0"/>
+        <w:numPr>
+          <w:ilvl w:val="0"/>
           <w:numId w:val="40"/>
         </w:numPr>
         <w:ind w:left="1208" w:hanging="357"/>
       </w:pPr>
       <w:r>
+        <w:lastRenderedPageBreak/>
         <w:t>Виселица - Угадай слово</w:t>
       </w:r>
     </w:p>
@@ -5652,7 +5680,6 @@
         <w:rPr>
           <w:noProof/>
         </w:rPr>
-        <w:lastRenderedPageBreak/>
         <w:drawing>
           <wp:inline distT="0" distB="0" distL="0" distR="0" wp14:anchorId="673CCA6E" wp14:editId="222ECECE">
             <wp:extent cx="5940425" cy="4462780"/>
@@ -5977,18 +6004,6 @@
       <w:r>
         <w:t>.</w:t>
       </w:r>
-    </w:p>
-    <w:p>
-      <w:pPr>
-        <w:spacing w:after="160"/>
-        <w:jc w:val="left"/>
-      </w:pPr>
-    </w:p>
-    <w:p>
-      <w:pPr>
-        <w:spacing w:after="160"/>
-        <w:jc w:val="left"/>
-      </w:pPr>
     </w:p>
     <w:p>
       <w:pPr>
@@ -6349,7 +6364,7 @@
           <w:lang w:val="en-US"/>
         </w:rPr>
       </w:pPr>
-      <w:bookmarkStart w:id="16" w:name="_Toc223447471"/>
+      <w:bookmarkStart w:id="16" w:name="_Toc230697238"/>
       <w:r>
         <w:lastRenderedPageBreak/>
         <w:t>Требования к результатам разработки</w:t>
@@ -6377,7 +6392,7 @@
           <w:lang w:val="en-US"/>
         </w:rPr>
       </w:pPr>
-      <w:bookmarkStart w:id="17" w:name="_Toc223447472"/>
+      <w:bookmarkStart w:id="17" w:name="_Toc230697239"/>
       <w:r>
         <w:t>Правила игры</w:t>
       </w:r>
@@ -6696,7 +6711,11 @@
         <w:t xml:space="preserve">. </w:t>
       </w:r>
       <w:r>
-        <w:t>Игрок может вернуться в главное меню в любой момент игры, нажав кнопку «</w:t>
+        <w:t xml:space="preserve">Игрок может вернуться в </w:t>
+      </w:r>
+      <w:r>
+        <w:lastRenderedPageBreak/>
+        <w:t>главное меню в любой момент игры, нажав кнопку «</w:t>
       </w:r>
       <w:r>
         <w:t>←</w:t>
@@ -6708,24 +6727,17 @@
         <w:t xml:space="preserve">. </w:t>
       </w:r>
       <w:r>
-        <w:t xml:space="preserve">Прогресс </w:t>
-      </w:r>
-      <w:r>
-        <w:lastRenderedPageBreak/>
-        <w:t>сохраняется автоматически после каждой операции с монетами</w:t>
-      </w:r>
-      <w:r>
-        <w:t xml:space="preserve">. </w:t>
-      </w:r>
-      <w:r>
-        <w:t>При первом запуске приложения файл сохранения создаётся автоматически со значением 0 монет.</w:t>
+        <w:t>Прогресс сохраняется автоматически после каждой операции с монетами</w:t>
+      </w:r>
+      <w:r>
+        <w:t>.</w:t>
       </w:r>
     </w:p>
     <w:p>
       <w:pPr>
         <w:pStyle w:val="2"/>
       </w:pPr>
-      <w:bookmarkStart w:id="18" w:name="_Toc223447473"/>
+      <w:bookmarkStart w:id="18" w:name="_Toc230697240"/>
       <w:r>
         <w:t>Требования к функциям</w:t>
       </w:r>
@@ -7157,7 +7169,7 @@
           <w:lang w:val="en-US"/>
         </w:rPr>
       </w:pPr>
-      <w:bookmarkStart w:id="19" w:name="_Toc223447474"/>
+      <w:bookmarkStart w:id="19" w:name="_Toc230697241"/>
       <w:r>
         <w:t>Требования к показателям назначени</w:t>
       </w:r>
@@ -7167,7 +7179,6 @@
       <w:bookmarkEnd w:id="19"/>
     </w:p>
     <w:p>
-      <w:bookmarkStart w:id="20" w:name="_Toc223447475"/>
       <w:r>
         <w:t>Требования к г</w:t>
       </w:r>
@@ -7433,13 +7444,7 @@
     </w:p>
     <w:p>
       <w:r>
-        <w:t>Требования</w:t>
-      </w:r>
-      <w:r>
-        <w:t xml:space="preserve"> к</w:t>
-      </w:r>
-      <w:r>
-        <w:t xml:space="preserve"> управлению:</w:t>
+        <w:t>Требования к управлению:</w:t>
       </w:r>
     </w:p>
     <w:p>
@@ -7452,22 +7457,7 @@
         <w:ind w:left="0" w:firstLine="936"/>
       </w:pPr>
       <w:r>
-        <w:t>ввод данных</w:t>
-      </w:r>
-      <w:r>
-        <w:t xml:space="preserve"> происходит с помощью </w:t>
-      </w:r>
-      <w:r>
-        <w:t>компьютерн</w:t>
-      </w:r>
-      <w:r>
-        <w:t>ой</w:t>
-      </w:r>
-      <w:r>
-        <w:t xml:space="preserve"> мыш</w:t>
-      </w:r>
-      <w:r>
-        <w:t>и</w:t>
+        <w:t>ввод данных происходит с помощью компьютерной мыши</w:t>
       </w:r>
       <w:r>
         <w:t>;</w:t>
@@ -7534,6 +7524,7 @@
       <w:pPr>
         <w:pStyle w:val="2"/>
       </w:pPr>
+      <w:bookmarkStart w:id="20" w:name="_Toc230697242"/>
       <w:r>
         <w:t>Требования к пользовательскому интерфейсу</w:t>
       </w:r>
@@ -7541,7 +7532,13 @@
     </w:p>
     <w:p>
       <w:r>
-        <w:t>Главное окно представляет собой стартовый экран игры «Виселица»</w:t>
+        <w:t xml:space="preserve">Главное </w:t>
+      </w:r>
+      <w:r>
+        <w:t>меню</w:t>
+      </w:r>
+      <w:r>
+        <w:t xml:space="preserve"> представляет собой стартовый экран игры «Виселица»</w:t>
       </w:r>
       <w:r>
         <w:t>, показанный на рисунке 4.</w:t>
@@ -7632,7 +7629,10 @@
         <w:t>«</w:t>
       </w:r>
       <w:r>
-        <w:t>главного окна</w:t>
+        <w:t xml:space="preserve">главного </w:t>
+      </w:r>
+      <w:r>
+        <w:t>меню</w:t>
       </w:r>
       <w:r>
         <w:t>»</w:t>
@@ -8193,12 +8193,42 @@
         <w:t>ть</w:t>
       </w:r>
       <w:r>
-        <w:t xml:space="preserve"> переход к главному экрану игры с сохранением актуального баланса монет.</w:t>
+        <w:t xml:space="preserve"> переход </w:t>
+      </w:r>
+      <w:r>
+        <w:t>в</w:t>
+      </w:r>
+      <w:r>
+        <w:t xml:space="preserve"> главно</w:t>
+      </w:r>
+      <w:r>
+        <w:t>е</w:t>
+      </w:r>
+      <w:r>
+        <w:t xml:space="preserve"> </w:t>
+      </w:r>
+      <w:r>
+        <w:t>меню</w:t>
+      </w:r>
+      <w:r>
+        <w:t xml:space="preserve"> игры с сохранением актуального баланса монет.</w:t>
       </w:r>
     </w:p>
     <w:p/>
     <w:p>
-      <w:r>
+      <w:pPr>
+        <w:spacing w:before="0" w:after="200" w:line="276" w:lineRule="auto"/>
+        <w:ind w:firstLine="0"/>
+        <w:contextualSpacing w:val="0"/>
+        <w:jc w:val="left"/>
+      </w:pPr>
+      <w:r>
+        <w:br w:type="page"/>
+      </w:r>
+    </w:p>
+    <w:p>
+      <w:r>
+        <w:lastRenderedPageBreak/>
         <w:t>Окно с правилами игры представляет собой справочный экран, показанное на рисунке 8.</w:t>
       </w:r>
       <w:r>
@@ -8266,7 +8296,6 @@
         <w:jc w:val="center"/>
       </w:pPr>
       <w:r>
-        <w:lastRenderedPageBreak/>
         <w:t>Рисунок 8 – Прототип интерфейса «окна с правилами игры»</w:t>
       </w:r>
     </w:p>
@@ -8288,7 +8317,7 @@
           <w:lang w:val="en-US"/>
         </w:rPr>
       </w:pPr>
-      <w:bookmarkStart w:id="21" w:name="_Toc223447476"/>
+      <w:bookmarkStart w:id="21" w:name="_Toc230697243"/>
       <w:r>
         <w:t>Требования к видам обеспечения</w:t>
       </w:r>
@@ -8306,7 +8335,7 @@
       <w:pPr>
         <w:pStyle w:val="3"/>
       </w:pPr>
-      <w:bookmarkStart w:id="22" w:name="_Toc223447477"/>
+      <w:bookmarkStart w:id="22" w:name="_Toc230697244"/>
       <w:r>
         <w:t>Требования к математическому обеспечению</w:t>
       </w:r>
@@ -8431,8 +8460,9 @@
           <w:lang w:val="en-US"/>
         </w:rPr>
       </w:pPr>
-      <w:bookmarkStart w:id="23" w:name="_Toc223447478"/>
-      <w:r>
+      <w:bookmarkStart w:id="23" w:name="_Toc230697245"/>
+      <w:r>
+        <w:lastRenderedPageBreak/>
         <w:t>Требования к информационному обеспечению</w:t>
       </w:r>
       <w:bookmarkEnd w:id="23"/>
@@ -8637,7 +8667,6 @@
         <w:ind w:left="0" w:firstLine="964"/>
       </w:pPr>
       <w:r>
-        <w:lastRenderedPageBreak/>
         <w:t>д</w:t>
       </w:r>
       <w:r>
@@ -8762,7 +8791,7 @@
           <w:lang w:val="en-US"/>
         </w:rPr>
       </w:pPr>
-      <w:bookmarkStart w:id="24" w:name="_Toc223447479"/>
+      <w:bookmarkStart w:id="24" w:name="_Toc230697246"/>
       <w:r>
         <w:t>Требования к метрологическому обеспечению</w:t>
       </w:r>
@@ -8783,7 +8812,7 @@
           <w:lang w:val="en-US"/>
         </w:rPr>
       </w:pPr>
-      <w:bookmarkStart w:id="25" w:name="_Toc223447480"/>
+      <w:bookmarkStart w:id="25" w:name="_Toc230697247"/>
       <w:r>
         <w:t>Требования к техническому обеспечению</w:t>
       </w:r>
@@ -8849,36 +8878,7 @@
         <w:t xml:space="preserve"> </w:t>
       </w:r>
       <w:r>
-        <w:rPr>
-          <w:lang w:val="en-US"/>
-        </w:rPr>
-        <w:t>7, Linux</w:t>
-      </w:r>
-      <w:r>
-        <w:t xml:space="preserve"> </w:t>
-      </w:r>
-      <w:r>
-        <w:rPr>
-          <w:lang w:val="en-US"/>
-        </w:rPr>
-        <w:t xml:space="preserve">Ubuntu 18.04, </w:t>
-      </w:r>
-      <w:proofErr w:type="spellStart"/>
-      <w:r>
-        <w:rPr>
-          <w:lang w:val="en-US"/>
-        </w:rPr>
-        <w:t>macOs</w:t>
-      </w:r>
-      <w:proofErr w:type="spellEnd"/>
-      <w:r>
-        <w:t xml:space="preserve"> 10.12</w:t>
-      </w:r>
-      <w:r>
-        <w:rPr>
-          <w:lang w:val="en-US"/>
-        </w:rPr>
-        <w:t>;</w:t>
+        <w:t>7;</w:t>
       </w:r>
     </w:p>
     <w:p>
@@ -8980,9 +8980,6 @@
           <w:numId w:val="48"/>
         </w:numPr>
         <w:ind w:left="0" w:firstLine="964"/>
-        <w:rPr>
-          <w:lang w:val="en-US"/>
-        </w:rPr>
       </w:pPr>
       <w:r>
         <w:t>у</w:t>
@@ -8991,15 +8988,9 @@
         <w:t xml:space="preserve">стройство вывода: </w:t>
       </w:r>
       <w:r>
-        <w:t>м</w:t>
-      </w:r>
-      <w:r>
-        <w:t>онитор</w:t>
-      </w:r>
-      <w:r>
-        <w:rPr>
-          <w:lang w:val="en-US"/>
-        </w:rPr>
+        <w:t>монитор с поддержкой цветного отображения</w:t>
+      </w:r>
+      <w:r>
         <w:t>.</w:t>
       </w:r>
     </w:p>
@@ -9010,8 +9001,9 @@
           <w:lang w:val="en-US"/>
         </w:rPr>
       </w:pPr>
-      <w:bookmarkStart w:id="26" w:name="_Toc223447481"/>
-      <w:r>
+      <w:bookmarkStart w:id="26" w:name="_Toc230697248"/>
+      <w:r>
+        <w:lastRenderedPageBreak/>
         <w:t>Требования к надежности</w:t>
       </w:r>
       <w:bookmarkEnd w:id="26"/>
@@ -9123,9 +9115,8 @@
       <w:pPr>
         <w:pStyle w:val="2"/>
       </w:pPr>
-      <w:bookmarkStart w:id="27" w:name="_Toc223447482"/>
-      <w:r>
-        <w:lastRenderedPageBreak/>
+      <w:bookmarkStart w:id="27" w:name="_Toc230697249"/>
+      <w:r>
         <w:t>Требования к безопасности</w:t>
       </w:r>
       <w:bookmarkEnd w:id="27"/>
@@ -9151,7 +9142,7 @@
       <w:pPr>
         <w:pStyle w:val="2"/>
       </w:pPr>
-      <w:bookmarkStart w:id="28" w:name="_Toc223447483"/>
+      <w:bookmarkStart w:id="28" w:name="_Toc230697250"/>
       <w:r>
         <w:t>Требования к патентной чистоте</w:t>
       </w:r>
@@ -9187,7 +9178,7 @@
           <w:lang w:val="en-US"/>
         </w:rPr>
       </w:pPr>
-      <w:bookmarkStart w:id="29" w:name="_Toc223447484"/>
+      <w:bookmarkStart w:id="29" w:name="_Toc230697251"/>
       <w:r>
         <w:t>Требования к перспективам развития</w:t>
       </w:r>
@@ -9309,7 +9300,7 @@
           <w:lang w:val="en-US"/>
         </w:rPr>
       </w:pPr>
-      <w:bookmarkStart w:id="30" w:name="_Toc223447485"/>
+      <w:bookmarkStart w:id="30" w:name="_Toc230697252"/>
       <w:r>
         <w:lastRenderedPageBreak/>
         <w:t>Состав и содержание рабо</w:t>
@@ -9534,14 +9525,38 @@
         <w:t>ть</w:t>
       </w:r>
       <w:r>
-        <w:t xml:space="preserve"> комплексное тестирование программного продукта на различных операционных системах, выявление и устранение дефектов, доработку программы по результатам тестирования, подготовку эксплуатационной документации, а также проведение приёмо-сдаточных испытаний с демонстрацией продукта комиссии. </w:t>
+        <w:t xml:space="preserve"> комплексное тестирование программного продукта </w:t>
+      </w:r>
+      <w:r>
+        <w:t>в среде</w:t>
+      </w:r>
+      <w:r>
+        <w:t xml:space="preserve"> операционн</w:t>
+      </w:r>
+      <w:r>
+        <w:t>ой</w:t>
+      </w:r>
+      <w:r>
+        <w:t xml:space="preserve"> систем</w:t>
+      </w:r>
+      <w:r>
+        <w:t xml:space="preserve">ы </w:t>
+      </w:r>
+      <w:r>
+        <w:rPr>
+          <w:lang w:val="en-US"/>
+        </w:rPr>
+        <w:t>Windows</w:t>
+      </w:r>
+      <w:r>
+        <w:t xml:space="preserve">, выявление и устранение дефектов, доработку программы по результатам тестирования, подготовку эксплуатационной документации, а также проведение приёмо-сдаточных испытаний с демонстрацией продукта комиссии. </w:t>
       </w:r>
     </w:p>
     <w:p>
       <w:pPr>
         <w:pStyle w:val="1"/>
       </w:pPr>
-      <w:bookmarkStart w:id="31" w:name="_Toc223447486"/>
+      <w:bookmarkStart w:id="31" w:name="_Toc230697253"/>
       <w:r>
         <w:lastRenderedPageBreak/>
         <w:t>Порядок разработки</w:t>
@@ -9571,11 +9586,11 @@
         <w:tblLook w:val="04A0" w:firstRow="1" w:lastRow="0" w:firstColumn="1" w:lastColumn="0" w:noHBand="0" w:noVBand="1"/>
       </w:tblPr>
       <w:tblGrid>
-        <w:gridCol w:w="889"/>
+        <w:gridCol w:w="888"/>
         <w:gridCol w:w="2111"/>
-        <w:gridCol w:w="1674"/>
-        <w:gridCol w:w="3780"/>
-        <w:gridCol w:w="1741"/>
+        <w:gridCol w:w="1638"/>
+        <w:gridCol w:w="3448"/>
+        <w:gridCol w:w="2110"/>
       </w:tblGrid>
       <w:tr>
         <w:trPr>
@@ -9615,7 +9630,7 @@
         </w:tc>
         <w:tc>
           <w:tcPr>
-            <w:tcW w:w="821" w:type="pct"/>
+            <w:tcW w:w="803" w:type="pct"/>
             <w:vAlign w:val="center"/>
           </w:tcPr>
           <w:p>
@@ -9631,7 +9646,7 @@
         </w:tc>
         <w:tc>
           <w:tcPr>
-            <w:tcW w:w="1854" w:type="pct"/>
+            <w:tcW w:w="1691" w:type="pct"/>
             <w:vAlign w:val="center"/>
           </w:tcPr>
           <w:p>
@@ -9647,7 +9662,7 @@
         </w:tc>
         <w:tc>
           <w:tcPr>
-            <w:tcW w:w="854" w:type="pct"/>
+            <w:tcW w:w="1035" w:type="pct"/>
             <w:vAlign w:val="center"/>
           </w:tcPr>
           <w:p>
@@ -9697,7 +9712,7 @@
         </w:tc>
         <w:tc>
           <w:tcPr>
-            <w:tcW w:w="821" w:type="pct"/>
+            <w:tcW w:w="803" w:type="pct"/>
             <w:vAlign w:val="center"/>
           </w:tcPr>
           <w:p>
@@ -9713,7 +9728,7 @@
         </w:tc>
         <w:tc>
           <w:tcPr>
-            <w:tcW w:w="1854" w:type="pct"/>
+            <w:tcW w:w="1691" w:type="pct"/>
             <w:vAlign w:val="center"/>
           </w:tcPr>
           <w:p>
@@ -9723,87 +9738,13 @@
               <w:jc w:val="left"/>
             </w:pPr>
             <w:r>
-              <w:t xml:space="preserve">Установка </w:t>
-            </w:r>
-            <w:r>
-              <w:rPr>
-                <w:lang w:val="en-US"/>
-              </w:rPr>
-              <w:t>Python</w:t>
-            </w:r>
-            <w:r>
-              <w:t xml:space="preserve"> 3.8</w:t>
-            </w:r>
-            <w:r>
-              <w:t>+</w:t>
-            </w:r>
-            <w:r>
-              <w:t>;</w:t>
-            </w:r>
-          </w:p>
-          <w:p>
-            <w:pPr>
-              <w:spacing w:before="0" w:line="240" w:lineRule="auto"/>
-              <w:ind w:firstLine="0"/>
-              <w:jc w:val="left"/>
-            </w:pPr>
-            <w:r>
-              <w:t xml:space="preserve">Настройка </w:t>
-            </w:r>
-            <w:r>
-              <w:rPr>
-                <w:lang w:val="en-US"/>
-              </w:rPr>
-              <w:t>IDE</w:t>
-            </w:r>
-            <w:r>
-              <w:t>;</w:t>
-            </w:r>
-          </w:p>
-          <w:p>
-            <w:pPr>
-              <w:spacing w:before="0" w:line="240" w:lineRule="auto"/>
-              <w:ind w:firstLine="0"/>
-              <w:jc w:val="left"/>
-            </w:pPr>
-            <w:r>
-              <w:t xml:space="preserve">Проверка работы библиотеки </w:t>
-            </w:r>
-            <w:proofErr w:type="spellStart"/>
-            <w:r>
-              <w:rPr>
-                <w:lang w:val="en-US"/>
-              </w:rPr>
-              <w:t>tkinter</w:t>
-            </w:r>
-            <w:proofErr w:type="spellEnd"/>
-            <w:r>
-              <w:t>;</w:t>
-            </w:r>
-          </w:p>
-          <w:p>
-            <w:pPr>
-              <w:spacing w:before="0" w:line="240" w:lineRule="auto"/>
-              <w:ind w:firstLine="0"/>
-              <w:jc w:val="left"/>
-              <w:rPr>
-                <w:lang w:val="en-US"/>
-              </w:rPr>
-            </w:pPr>
-            <w:r>
-              <w:t>Создание рабочей директории проекта</w:t>
-            </w:r>
-            <w:r>
-              <w:rPr>
-                <w:lang w:val="en-US"/>
-              </w:rPr>
-              <w:t>.</w:t>
+              <w:t>Установка Python и настройка среды разработки</w:t>
             </w:r>
           </w:p>
         </w:tc>
         <w:tc>
           <w:tcPr>
-            <w:tcW w:w="854" w:type="pct"/>
+            <w:tcW w:w="1035" w:type="pct"/>
             <w:vAlign w:val="center"/>
           </w:tcPr>
           <w:p>
@@ -9853,7 +9794,7 @@
         </w:tc>
         <w:tc>
           <w:tcPr>
-            <w:tcW w:w="821" w:type="pct"/>
+            <w:tcW w:w="803" w:type="pct"/>
             <w:vAlign w:val="center"/>
           </w:tcPr>
           <w:p>
@@ -9869,7 +9810,7 @@
         </w:tc>
         <w:tc>
           <w:tcPr>
-            <w:tcW w:w="1854" w:type="pct"/>
+            <w:tcW w:w="1691" w:type="pct"/>
             <w:vAlign w:val="center"/>
           </w:tcPr>
           <w:p>
@@ -9879,33 +9820,25 @@
               <w:jc w:val="left"/>
             </w:pPr>
             <w:r>
-              <w:t>Формулирование требований ко всем аспектам проекта</w:t>
-            </w:r>
-            <w:r>
-              <w:t>;</w:t>
-            </w:r>
-          </w:p>
-          <w:p>
-            <w:pPr>
-              <w:spacing w:before="0" w:line="240" w:lineRule="auto"/>
-              <w:ind w:firstLine="0"/>
-              <w:jc w:val="left"/>
-            </w:pPr>
-            <w:r>
-              <w:t>Оформление документа по шаблону ГОСТ</w:t>
-            </w:r>
-            <w:r>
-              <w:t>;</w:t>
-            </w:r>
-          </w:p>
-          <w:p>
-            <w:pPr>
-              <w:spacing w:before="0" w:line="240" w:lineRule="auto"/>
-              <w:ind w:firstLine="0"/>
-              <w:jc w:val="left"/>
-            </w:pPr>
-            <w:r>
-              <w:t>Согласование с преподавателем и внесение правок</w:t>
+              <w:t>Определение</w:t>
+            </w:r>
+            <w:r>
+              <w:t xml:space="preserve"> требований к проект</w:t>
+            </w:r>
+            <w:r>
+              <w:t>у</w:t>
+            </w:r>
+            <w:r>
+              <w:t>, о</w:t>
+            </w:r>
+            <w:r>
+              <w:t>формление документа по ГОСТ</w:t>
+            </w:r>
+            <w:r>
+              <w:t>, с</w:t>
+            </w:r>
+            <w:r>
+              <w:t>огласование с преподавателем и внесение правок</w:t>
             </w:r>
             <w:r>
               <w:t>.</w:t>
@@ -9914,7 +9847,7 @@
         </w:tc>
         <w:tc>
           <w:tcPr>
-            <w:tcW w:w="854" w:type="pct"/>
+            <w:tcW w:w="1035" w:type="pct"/>
             <w:vAlign w:val="center"/>
           </w:tcPr>
           <w:p>
@@ -9924,7 +9857,10 @@
               <w:jc w:val="left"/>
             </w:pPr>
             <w:r>
-              <w:t>Техническое задание</w:t>
+              <w:t>Готовое т</w:t>
+            </w:r>
+            <w:r>
+              <w:t>ехническое задание</w:t>
             </w:r>
           </w:p>
         </w:tc>
@@ -9964,7 +9900,7 @@
         </w:tc>
         <w:tc>
           <w:tcPr>
-            <w:tcW w:w="821" w:type="pct"/>
+            <w:tcW w:w="803" w:type="pct"/>
             <w:vAlign w:val="center"/>
           </w:tcPr>
           <w:p>
@@ -9980,7 +9916,7 @@
         </w:tc>
         <w:tc>
           <w:tcPr>
-            <w:tcW w:w="1854" w:type="pct"/>
+            <w:tcW w:w="1691" w:type="pct"/>
             <w:vAlign w:val="center"/>
           </w:tcPr>
           <w:p>
@@ -9990,46 +9926,34 @@
               <w:jc w:val="left"/>
             </w:pPr>
             <w:r>
-              <w:t>Проектирование архитектуры приложения</w:t>
-            </w:r>
-            <w:r>
-              <w:t>;</w:t>
-            </w:r>
-          </w:p>
-          <w:p>
-            <w:pPr>
-              <w:spacing w:before="0" w:line="240" w:lineRule="auto"/>
-              <w:ind w:firstLine="0"/>
-              <w:jc w:val="left"/>
-            </w:pPr>
-            <w:r>
-              <w:t>Создание макетов всех экранов</w:t>
-            </w:r>
-            <w:r>
-              <w:t>;</w:t>
-            </w:r>
-          </w:p>
-          <w:p>
-            <w:pPr>
-              <w:spacing w:before="0" w:line="240" w:lineRule="auto"/>
-              <w:ind w:firstLine="0"/>
-              <w:jc w:val="left"/>
-            </w:pPr>
-            <w:r>
-              <w:t>Разработка стадий виселицы</w:t>
-            </w:r>
-            <w:r>
-              <w:t>;</w:t>
-            </w:r>
-          </w:p>
-          <w:p>
-            <w:pPr>
-              <w:spacing w:before="0" w:line="240" w:lineRule="auto"/>
-              <w:ind w:firstLine="0"/>
-              <w:jc w:val="left"/>
-            </w:pPr>
-            <w:r>
-              <w:t>Подготовка словаря из 100 слов</w:t>
+              <w:t xml:space="preserve">Проектирование архитектуры </w:t>
+            </w:r>
+            <w:r>
+              <w:t>игры</w:t>
+            </w:r>
+            <w:r>
+              <w:t>, с</w:t>
+            </w:r>
+            <w:r>
+              <w:t xml:space="preserve">оздание </w:t>
+            </w:r>
+            <w:r>
+              <w:t>прототипов</w:t>
+            </w:r>
+            <w:r>
+              <w:t xml:space="preserve"> всех экранов</w:t>
+            </w:r>
+            <w:r>
+              <w:t>, р</w:t>
+            </w:r>
+            <w:r>
+              <w:t>азработка стадий виселицы</w:t>
+            </w:r>
+            <w:r>
+              <w:t>, п</w:t>
+            </w:r>
+            <w:r>
+              <w:t>одготовка словаря из 100 слов</w:t>
             </w:r>
             <w:r>
               <w:t>.</w:t>
@@ -10038,7 +9962,7 @@
         </w:tc>
         <w:tc>
           <w:tcPr>
-            <w:tcW w:w="854" w:type="pct"/>
+            <w:tcW w:w="1035" w:type="pct"/>
             <w:vAlign w:val="center"/>
           </w:tcPr>
           <w:p>
@@ -10048,7 +9972,13 @@
               <w:jc w:val="left"/>
             </w:pPr>
             <w:r>
-              <w:t>Словарь, макеты, стадии виселицы</w:t>
+              <w:t xml:space="preserve">Словарь, </w:t>
+            </w:r>
+            <w:r>
+              <w:t>прототипы</w:t>
+            </w:r>
+            <w:r>
+              <w:t>, стадии виселицы</w:t>
             </w:r>
           </w:p>
         </w:tc>
@@ -10088,7 +10018,7 @@
         </w:tc>
         <w:tc>
           <w:tcPr>
-            <w:tcW w:w="821" w:type="pct"/>
+            <w:tcW w:w="803" w:type="pct"/>
             <w:vAlign w:val="center"/>
           </w:tcPr>
           <w:p>
@@ -10104,7 +10034,7 @@
         </w:tc>
         <w:tc>
           <w:tcPr>
-            <w:tcW w:w="1854" w:type="pct"/>
+            <w:tcW w:w="1691" w:type="pct"/>
             <w:vAlign w:val="center"/>
           </w:tcPr>
           <w:p>
@@ -10114,46 +10044,28 @@
               <w:jc w:val="left"/>
             </w:pPr>
             <w:r>
-              <w:t>Реализация главного меню и экран правил</w:t>
-            </w:r>
-            <w:r>
-              <w:t>;</w:t>
-            </w:r>
-          </w:p>
-          <w:p>
-            <w:pPr>
-              <w:spacing w:before="0" w:line="240" w:lineRule="auto"/>
-              <w:ind w:firstLine="0"/>
-              <w:jc w:val="left"/>
-            </w:pPr>
-            <w:r>
-              <w:t>Обработка нажатий клавиш</w:t>
-            </w:r>
-            <w:r>
-              <w:t>;</w:t>
-            </w:r>
-          </w:p>
-          <w:p>
-            <w:pPr>
-              <w:spacing w:before="0" w:line="240" w:lineRule="auto"/>
-              <w:ind w:firstLine="0"/>
-              <w:jc w:val="left"/>
-            </w:pPr>
-            <w:r>
-              <w:t>Проверка победы/поражения</w:t>
-            </w:r>
-            <w:r>
-              <w:t>;</w:t>
-            </w:r>
-          </w:p>
-          <w:p>
-            <w:pPr>
-              <w:spacing w:before="0" w:line="240" w:lineRule="auto"/>
-              <w:ind w:firstLine="0"/>
-              <w:jc w:val="left"/>
-            </w:pPr>
-            <w:r>
-              <w:t>Создание системы монет и подсказки</w:t>
+              <w:t>Р</w:t>
+            </w:r>
+            <w:r>
+              <w:t>еализация главного меню и экран правил</w:t>
+            </w:r>
+            <w:r>
+              <w:t>, о</w:t>
+            </w:r>
+            <w:r>
+              <w:t>бработка нажатий клавиш</w:t>
+            </w:r>
+            <w:r>
+              <w:t>, п</w:t>
+            </w:r>
+            <w:r>
+              <w:t>роверка победы/поражения</w:t>
+            </w:r>
+            <w:r>
+              <w:t>, с</w:t>
+            </w:r>
+            <w:r>
+              <w:t>оздание системы монет и подсказки</w:t>
             </w:r>
             <w:r>
               <w:t>.</w:t>
@@ -10162,7 +10074,7 @@
         </w:tc>
         <w:tc>
           <w:tcPr>
-            <w:tcW w:w="854" w:type="pct"/>
+            <w:tcW w:w="1035" w:type="pct"/>
             <w:vAlign w:val="center"/>
           </w:tcPr>
           <w:p>
@@ -10212,7 +10124,7 @@
         </w:tc>
         <w:tc>
           <w:tcPr>
-            <w:tcW w:w="821" w:type="pct"/>
+            <w:tcW w:w="803" w:type="pct"/>
             <w:vAlign w:val="center"/>
           </w:tcPr>
           <w:p>
@@ -10228,7 +10140,7 @@
         </w:tc>
         <w:tc>
           <w:tcPr>
-            <w:tcW w:w="1854" w:type="pct"/>
+            <w:tcW w:w="1691" w:type="pct"/>
             <w:vAlign w:val="center"/>
           </w:tcPr>
           <w:p>
@@ -10241,51 +10153,19 @@
               <w:t>Тестирование всех сценариев игры</w:t>
             </w:r>
             <w:r>
-              <w:t>;</w:t>
-            </w:r>
-          </w:p>
-          <w:p>
-            <w:pPr>
-              <w:spacing w:before="0" w:line="240" w:lineRule="auto"/>
-              <w:ind w:firstLine="0"/>
-              <w:jc w:val="left"/>
-            </w:pPr>
-            <w:r>
-              <w:t>Проверка сохранения прогресса</w:t>
-            </w:r>
-            <w:r>
-              <w:t>;</w:t>
-            </w:r>
-          </w:p>
-          <w:p>
-            <w:pPr>
-              <w:spacing w:before="0" w:line="240" w:lineRule="auto"/>
-              <w:ind w:firstLine="0"/>
-              <w:jc w:val="left"/>
-              <w:rPr>
-                <w:lang w:val="en-US"/>
-              </w:rPr>
-            </w:pPr>
-            <w:r>
-              <w:t xml:space="preserve">Тестирование на разных </w:t>
-            </w:r>
-            <w:r>
-              <w:rPr>
-                <w:lang w:val="en-US"/>
-              </w:rPr>
-              <w:t>OC</w:t>
-            </w:r>
-            <w:r>
-              <w:rPr>
-                <w:lang w:val="en-US"/>
-              </w:rPr>
+              <w:t>, п</w:t>
+            </w:r>
+            <w:r>
+              <w:t>роверка сохранения прогресса</w:t>
+            </w:r>
+            <w:r>
               <w:t>.</w:t>
             </w:r>
           </w:p>
         </w:tc>
         <w:tc>
           <w:tcPr>
-            <w:tcW w:w="854" w:type="pct"/>
+            <w:tcW w:w="1035" w:type="pct"/>
             <w:vAlign w:val="center"/>
           </w:tcPr>
           <w:p>
@@ -10335,7 +10215,7 @@
         </w:tc>
         <w:tc>
           <w:tcPr>
-            <w:tcW w:w="821" w:type="pct"/>
+            <w:tcW w:w="803" w:type="pct"/>
             <w:vAlign w:val="center"/>
           </w:tcPr>
           <w:p>
@@ -10351,7 +10231,7 @@
         </w:tc>
         <w:tc>
           <w:tcPr>
-            <w:tcW w:w="1854" w:type="pct"/>
+            <w:tcW w:w="1691" w:type="pct"/>
             <w:vAlign w:val="center"/>
           </w:tcPr>
           <w:p>
@@ -10364,45 +10244,19 @@
               <w:t>Устранение критических ошибок</w:t>
             </w:r>
             <w:r>
-              <w:t>;</w:t>
-            </w:r>
-          </w:p>
-          <w:p>
-            <w:pPr>
-              <w:spacing w:before="0" w:line="240" w:lineRule="auto"/>
-              <w:ind w:firstLine="0"/>
-              <w:jc w:val="left"/>
-            </w:pPr>
-            <w:r>
-              <w:t>Исправление значительных дефектов</w:t>
-            </w:r>
-            <w:r>
-              <w:t>;</w:t>
-            </w:r>
-          </w:p>
-          <w:p>
-            <w:pPr>
-              <w:spacing w:before="0" w:line="240" w:lineRule="auto"/>
-              <w:ind w:firstLine="0"/>
-              <w:jc w:val="left"/>
-              <w:rPr>
-                <w:lang w:val="en-US"/>
-              </w:rPr>
-            </w:pPr>
-            <w:r>
-              <w:t>Оптимизация интерфейса</w:t>
-            </w:r>
-            <w:r>
-              <w:rPr>
-                <w:lang w:val="en-US"/>
-              </w:rPr>
-              <w:t>.</w:t>
+              <w:t>, о</w:t>
+            </w:r>
+            <w:r>
+              <w:t>птимизация интерфейса</w:t>
+            </w:r>
+            <w:r>
+              <w:t>, компиляция в исполняемый файл.</w:t>
             </w:r>
           </w:p>
         </w:tc>
         <w:tc>
           <w:tcPr>
-            <w:tcW w:w="854" w:type="pct"/>
+            <w:tcW w:w="1035" w:type="pct"/>
             <w:vAlign w:val="center"/>
           </w:tcPr>
           <w:p>
@@ -10452,7 +10306,7 @@
         </w:tc>
         <w:tc>
           <w:tcPr>
-            <w:tcW w:w="821" w:type="pct"/>
+            <w:tcW w:w="803" w:type="pct"/>
             <w:vAlign w:val="center"/>
           </w:tcPr>
           <w:p>
@@ -10468,7 +10322,7 @@
         </w:tc>
         <w:tc>
           <w:tcPr>
-            <w:tcW w:w="1854" w:type="pct"/>
+            <w:tcW w:w="1691" w:type="pct"/>
             <w:vAlign w:val="center"/>
           </w:tcPr>
           <w:p>
@@ -10484,48 +10338,34 @@
               <w:t>о</w:t>
             </w:r>
             <w:r>
-              <w:t xml:space="preserve"> пользователя</w:t>
-            </w:r>
-            <w:r>
-              <w:t>;</w:t>
-            </w:r>
-          </w:p>
-          <w:p>
-            <w:pPr>
-              <w:spacing w:before="0" w:line="240" w:lineRule="auto"/>
-              <w:ind w:firstLine="0"/>
-              <w:jc w:val="left"/>
-            </w:pPr>
-            <w:r>
-              <w:t>Оформление отчёта по практике</w:t>
-            </w:r>
-            <w:r>
-              <w:t>;</w:t>
-            </w:r>
-          </w:p>
-          <w:p>
-            <w:pPr>
-              <w:spacing w:before="0" w:line="240" w:lineRule="auto"/>
-              <w:ind w:firstLine="0"/>
-              <w:jc w:val="left"/>
-              <w:rPr>
-                <w:lang w:val="en-US"/>
-              </w:rPr>
-            </w:pPr>
-            <w:r>
-              <w:t>Разработка программы испытаний</w:t>
-            </w:r>
-            <w:r>
-              <w:rPr>
-                <w:lang w:val="en-US"/>
-              </w:rPr>
+              <w:t xml:space="preserve"> пользовател</w:t>
+            </w:r>
+            <w:r>
+              <w:t>я, о</w:t>
+            </w:r>
+            <w:r>
+              <w:t>формление отчёта по практике</w:t>
+            </w:r>
+            <w:r>
+              <w:t>, р</w:t>
+            </w:r>
+            <w:r>
+              <w:t xml:space="preserve">азработка программы </w:t>
+            </w:r>
+            <w:r>
+              <w:t xml:space="preserve">и методики </w:t>
+            </w:r>
+            <w:r>
+              <w:t>испытаний</w:t>
+            </w:r>
+            <w:r>
               <w:t>.</w:t>
             </w:r>
           </w:p>
         </w:tc>
         <w:tc>
           <w:tcPr>
-            <w:tcW w:w="854" w:type="pct"/>
+            <w:tcW w:w="1035" w:type="pct"/>
             <w:vAlign w:val="center"/>
           </w:tcPr>
           <w:p>
@@ -10535,7 +10375,28 @@
               <w:jc w:val="left"/>
             </w:pPr>
             <w:r>
-              <w:t>Полный комплект документации</w:t>
+              <w:t>Готов</w:t>
+            </w:r>
+            <w:r>
+              <w:t>ая</w:t>
+            </w:r>
+            <w:r>
+              <w:t xml:space="preserve"> </w:t>
+            </w:r>
+            <w:r>
+              <w:t>эксплуатационн</w:t>
+            </w:r>
+            <w:r>
+              <w:t>ая</w:t>
+            </w:r>
+            <w:r>
+              <w:t xml:space="preserve"> </w:t>
+            </w:r>
+            <w:r>
+              <w:t>документаци</w:t>
+            </w:r>
+            <w:r>
+              <w:t>я</w:t>
             </w:r>
           </w:p>
         </w:tc>
@@ -10575,7 +10436,7 @@
         </w:tc>
         <w:tc>
           <w:tcPr>
-            <w:tcW w:w="821" w:type="pct"/>
+            <w:tcW w:w="803" w:type="pct"/>
             <w:vAlign w:val="center"/>
           </w:tcPr>
           <w:p>
@@ -10591,7 +10452,7 @@
         </w:tc>
         <w:tc>
           <w:tcPr>
-            <w:tcW w:w="1854" w:type="pct"/>
+            <w:tcW w:w="1691" w:type="pct"/>
             <w:vAlign w:val="center"/>
           </w:tcPr>
           <w:p>
@@ -10601,29 +10462,13 @@
               <w:jc w:val="left"/>
             </w:pPr>
             <w:r>
-              <w:t>Демонстрация комиссии</w:t>
-            </w:r>
-            <w:r>
-              <w:t>;</w:t>
-            </w:r>
-          </w:p>
-          <w:p>
-            <w:pPr>
-              <w:spacing w:before="0" w:line="240" w:lineRule="auto"/>
-              <w:ind w:firstLine="0"/>
-              <w:jc w:val="left"/>
-            </w:pPr>
-            <w:r>
-              <w:t>Ответы на вопросы комиссии</w:t>
-            </w:r>
-            <w:r>
-              <w:t>.</w:t>
+              <w:t>Защита проекта перед комиссией</w:t>
             </w:r>
           </w:p>
         </w:tc>
         <w:tc>
           <w:tcPr>
-            <w:tcW w:w="854" w:type="pct"/>
+            <w:tcW w:w="1035" w:type="pct"/>
             <w:vAlign w:val="center"/>
           </w:tcPr>
           <w:p>
@@ -10633,7 +10478,10 @@
               <w:jc w:val="left"/>
             </w:pPr>
             <w:r>
-              <w:t>Приёмка документации и приложения</w:t>
+              <w:t xml:space="preserve">Приёмка документации и </w:t>
+            </w:r>
+            <w:r>
+              <w:t>игры</w:t>
             </w:r>
           </w:p>
         </w:tc>
@@ -10646,7 +10494,7 @@
           <w:lang w:val="en-US"/>
         </w:rPr>
       </w:pPr>
-      <w:bookmarkStart w:id="32" w:name="_Toc223447487"/>
+      <w:bookmarkStart w:id="32" w:name="_Toc230697254"/>
       <w:r>
         <w:lastRenderedPageBreak/>
         <w:t>Требования к документированию</w:t>
@@ -10685,7 +10533,7 @@
         <w:t>О</w:t>
       </w:r>
       <w:r>
-        <w:t>тчёт по учебной практике (ПЗ)</w:t>
+        <w:t>тчёт по учебной практике</w:t>
       </w:r>
       <w:r>
         <w:t xml:space="preserve"> – документ, включающий введение с обоснованием актуальности проекта, анализ предметной области, описание архитектуры и алгоритмов, приведение ключевых фрагментов исходного кода с комментариями, результаты тестирования, заключение с выводами о проделанной работе.</w:t>
@@ -10709,37 +10557,157 @@
     </w:p>
     <w:p>
       <w:r>
+        <w:t>ГОСТ 34.201</w:t>
+      </w:r>
+      <w:r>
+        <w:t>-</w:t>
+      </w:r>
+      <w:r>
+        <w:t>2020</w:t>
+      </w:r>
+      <w:r>
+        <w:t xml:space="preserve"> –</w:t>
+      </w:r>
+      <w:r>
+        <w:t xml:space="preserve"> устанавливает требования к видам документов, разрабатываемых при создании автоматизированных систем;</w:t>
+      </w:r>
+    </w:p>
+    <w:p>
+      <w:r>
         <w:t>ГОСТ 34.602-2020</w:t>
       </w:r>
       <w:r>
-        <w:t xml:space="preserve"> - основной стандарт, определяющий структуру, содержание и порядок разработки технического задания</w:t>
-      </w:r>
-    </w:p>
-    <w:p>
-      <w:r>
-        <w:t xml:space="preserve">ГОСТ 19.101-2024 </w:t>
-      </w:r>
-      <w:r>
-        <w:t>- устанавливает классификацию видов программной документации</w:t>
-      </w:r>
-    </w:p>
-    <w:p>
-      <w:r>
-        <w:t xml:space="preserve">ГОСТ 19.201-78 </w:t>
-      </w:r>
-      <w:r>
-        <w:t>- регламентирует состав разделов ТЗ и требования к их оформлению для программных изделий</w:t>
-      </w:r>
-    </w:p>
-    <w:p>
-      <w:r>
-        <w:t xml:space="preserve">ГОСТ Р 59795-2021 </w:t>
-      </w:r>
-      <w:r>
-        <w:t xml:space="preserve">- </w:t>
-      </w:r>
-      <w:r>
-        <w:t xml:space="preserve">современный стандарт для разработки пользовательской документации </w:t>
+        <w:t xml:space="preserve"> </w:t>
+      </w:r>
+      <w:r>
+        <w:t>–</w:t>
+      </w:r>
+      <w:r>
+        <w:t xml:space="preserve"> </w:t>
+      </w:r>
+      <w:r>
+        <w:t>устанавливает требования к составу, содержанию и правилам оформления документа «Т</w:t>
+      </w:r>
+      <w:r>
+        <w:t>ехническо</w:t>
+      </w:r>
+      <w:r>
+        <w:t>е</w:t>
+      </w:r>
+      <w:r>
+        <w:t xml:space="preserve"> задани</w:t>
+      </w:r>
+      <w:r>
+        <w:t>е»</w:t>
+      </w:r>
+      <w:r>
+        <w:t>;</w:t>
+      </w:r>
+    </w:p>
+    <w:p>
+      <w:r>
+        <w:t>ГОСТ 19.201-78 – устанавливает требования к содержанию и оформлению технического задания</w:t>
+      </w:r>
+      <w:r>
+        <w:t>;</w:t>
+      </w:r>
+    </w:p>
+    <w:p>
+      <w:r>
+        <w:t>ГОСТ 19.301-79 – устанавливает требования к содержанию и оформлению программы и методики испытаний</w:t>
+      </w:r>
+      <w:r>
+        <w:t>;</w:t>
+      </w:r>
+    </w:p>
+    <w:p>
+      <w:r>
+        <w:t>ГОСТ Р 2.105-2019 – устанавливает общие требования к выполнению текстовых документов</w:t>
+      </w:r>
+      <w:r>
+        <w:t>;</w:t>
+      </w:r>
+    </w:p>
+    <w:p>
+      <w:r>
+        <w:t>ГОСТ</w:t>
+      </w:r>
+      <w:r>
+        <w:t xml:space="preserve"> Р 2.10</w:t>
+      </w:r>
+      <w:r>
+        <w:t>6</w:t>
+      </w:r>
+      <w:r>
+        <w:t xml:space="preserve">-2019 – </w:t>
+      </w:r>
+      <w:r>
+        <w:t>описывает общие требования к форме программы и методики испытаний как текстового документа</w:t>
+      </w:r>
+      <w:r>
+        <w:t>;</w:t>
+      </w:r>
+    </w:p>
+    <w:p>
+      <w:r>
+        <w:t>ГОСТ 7.32-2017 – устанавливает структуру и правила оформления отчета о научно-исследовательской работе</w:t>
+      </w:r>
+      <w:r>
+        <w:t>;</w:t>
+      </w:r>
+    </w:p>
+    <w:p>
+      <w:r>
+        <w:t>ГОСТ Р 59792-202</w:t>
+      </w:r>
+      <w:r>
+        <w:t xml:space="preserve">1 – </w:t>
+      </w:r>
+      <w:r>
+        <w:t xml:space="preserve">устанавливает виды испытаний </w:t>
+      </w:r>
+      <w:r>
+        <w:t xml:space="preserve">автоматизированных систем </w:t>
+      </w:r>
+      <w:r>
+        <w:t>и общие требования к их проведению;</w:t>
+      </w:r>
+    </w:p>
+    <w:p>
+      <w:r>
+        <w:t>ГОСТ Р 59793-2021</w:t>
+      </w:r>
+      <w:r>
+        <w:t xml:space="preserve"> – у</w:t>
+      </w:r>
+      <w:r>
+        <w:t xml:space="preserve">станавливает стадии и этапы создания </w:t>
+      </w:r>
+      <w:r>
+        <w:t>автоматизированных систем</w:t>
+      </w:r>
+      <w:r>
+        <w:t>;</w:t>
+      </w:r>
+    </w:p>
+    <w:p>
+      <w:r>
+        <w:t>ГОСТ Р 59795-2021</w:t>
+      </w:r>
+      <w:r>
+        <w:t xml:space="preserve"> </w:t>
+      </w:r>
+      <w:r>
+        <w:t>–</w:t>
+      </w:r>
+      <w:r>
+        <w:t xml:space="preserve"> устанавливает требования к содержанию </w:t>
+      </w:r>
+      <w:r>
+        <w:t>документов автоматизированных систем</w:t>
+      </w:r>
+      <w:r>
+        <w:t>.</w:t>
       </w:r>
       <w:r>
         <w:br w:type="page"/>
@@ -10752,7 +10720,7 @@
           <w:lang w:val="en-US"/>
         </w:rPr>
       </w:pPr>
-      <w:bookmarkStart w:id="33" w:name="_Toc223447488"/>
+      <w:bookmarkStart w:id="33" w:name="_Toc230697255"/>
       <w:r>
         <w:lastRenderedPageBreak/>
         <w:t xml:space="preserve">Требования к </w:t>
@@ -10888,7 +10856,7 @@
         <w:t>Преподаватель по учебной практике УП.05, Мамаева Екатерина Александровна</w:t>
       </w:r>
       <w:r>
-        <w:t>;</w:t>
+        <w:t>.</w:t>
       </w:r>
     </w:p>
     <w:p>
@@ -10911,7 +10879,7 @@
         <w:t xml:space="preserve"> Павел Андреевич</w:t>
       </w:r>
       <w:r>
-        <w:t>;</w:t>
+        <w:t>.</w:t>
       </w:r>
     </w:p>
     <w:p>
@@ -10928,7 +10896,7 @@
         <w:t>Преподаватель по МДК 05.05 «Анализ и разработка технических заданий», Жукова Мария Николаевна</w:t>
       </w:r>
       <w:r>
-        <w:t>;</w:t>
+        <w:t>.</w:t>
       </w:r>
     </w:p>
     <w:p>
